--- a/SITP/DSA-Notes/M05_Stacks.docx
+++ b/SITP/DSA-Notes/M05_Stacks.docx
@@ -60,7 +60,7 @@
         </w:p>
       </w:sdtContent>
     </w:sdt>
-    <w:bookmarkStart w:id="73" w:name="module-5-stacks"/>
+    <w:bookmarkStart w:id="84" w:name="module-5-stacks"/>
     <w:p>
       <w:pPr>
         <w:pStyle w:val="Heading1"/>
@@ -297,7 +297,7 @@
       </w:r>
     </w:p>
     <w:bookmarkEnd w:id="12"/>
-    <w:bookmarkStart w:id="21" w:name="stack-fundamentals"/>
+    <w:bookmarkStart w:id="23" w:name="stack-fundamentals"/>
     <w:p>
       <w:pPr>
         <w:pStyle w:val="Heading2"/>
@@ -783,13 +783,99 @@
       </w:r>
     </w:p>
     <w:bookmarkEnd w:id="17"/>
-    <w:bookmarkStart w:id="18" w:name="where-stacks-are-used-real-life"/>
+    <w:bookmarkStart w:id="18" w:name="implementing-both-pseudocode"/>
     <w:p>
       <w:pPr>
         <w:pStyle w:val="Heading3"/>
       </w:pPr>
       <w:r>
-        <w:t xml:space="preserve">Where stacks are used (real life)</w:t>
+        <w:t xml:space="preserve">Implementing both (pseudocode)</w:t>
+      </w:r>
+    </w:p>
+    <w:p>
+      <w:pPr>
+        <w:pStyle w:val="SourceCode"/>
+      </w:pPr>
+      <w:r>
+        <w:rPr>
+          <w:rStyle w:val="VerbatimChar"/>
+        </w:rPr>
+        <w:t xml:space="preserve"># ARRAY-BASED stack (top = index of last item)</w:t>
+      </w:r>
+      <w:r>
+        <w:br/>
+      </w:r>
+      <w:r>
+        <w:rPr>
+          <w:rStyle w:val="VerbatimChar"/>
+        </w:rPr>
+        <w:t xml:space="preserve">push(x): if top+1 == cap: grow (double); data[++top] = x    # amortised O(1)</w:t>
+      </w:r>
+      <w:r>
+        <w:br/>
+      </w:r>
+      <w:r>
+        <w:rPr>
+          <w:rStyle w:val="VerbatimChar"/>
+        </w:rPr>
+        <w:t xml:space="preserve">pop():   if top &lt; 0: error (underflow); return data[top--]</w:t>
+      </w:r>
+      <w:r>
+        <w:br/>
+      </w:r>
+      <w:r>
+        <w:rPr>
+          <w:rStyle w:val="VerbatimChar"/>
+        </w:rPr>
+        <w:t xml:space="preserve">peek():  return data[top]</w:t>
+      </w:r>
+      <w:r>
+        <w:br/>
+      </w:r>
+      <w:r>
+        <w:rPr>
+          <w:rStyle w:val="VerbatimChar"/>
+        </w:rPr>
+        <w:t xml:space="preserve">empty(): return top &lt; 0</w:t>
+      </w:r>
+      <w:r>
+        <w:br/>
+      </w:r>
+      <w:r>
+        <w:br/>
+      </w:r>
+      <w:r>
+        <w:rPr>
+          <w:rStyle w:val="VerbatimChar"/>
+        </w:rPr>
+        <w:t xml:space="preserve"># LINKED-LIST-BASED stack (top = head of the list)</w:t>
+      </w:r>
+      <w:r>
+        <w:br/>
+      </w:r>
+      <w:r>
+        <w:rPr>
+          <w:rStyle w:val="VerbatimChar"/>
+        </w:rPr>
+        <w:t xml:space="preserve">push(x): node = new Node(x); node.next = head; head = node   # O(1)</w:t>
+      </w:r>
+      <w:r>
+        <w:br/>
+      </w:r>
+      <w:r>
+        <w:rPr>
+          <w:rStyle w:val="VerbatimChar"/>
+        </w:rPr>
+        <w:t xml:space="preserve">pop():   if head == NULL: error; x = head.val; head = head.next; return x</w:t>
+      </w:r>
+      <w:r>
+        <w:br/>
+      </w:r>
+      <w:r>
+        <w:rPr>
+          <w:rStyle w:val="VerbatimChar"/>
+        </w:rPr>
+        <w:t xml:space="preserve">peek():  return head.val</w:t>
       </w:r>
     </w:p>
     <w:p>
@@ -805,13 +891,32 @@
           <w:b/>
           <w:bCs/>
         </w:rPr>
-        <w:t xml:space="preserve">Function calls</w:t>
-      </w:r>
-      <w:r>
-        <w:t xml:space="preserve"> </w:t>
-      </w:r>
-      <w:r>
-        <w:t xml:space="preserve">(the call stack) — Module 1.</w:t>
+        <w:t xml:space="preserve">Array</w:t>
+      </w:r>
+      <w:r>
+        <w:t xml:space="preserve">: watch for</w:t>
+      </w:r>
+      <w:r>
+        <w:t xml:space="preserve"> </w:t>
+      </w:r>
+      <w:r>
+        <w:rPr>
+          <w:b/>
+          <w:bCs/>
+        </w:rPr>
+        <w:t xml:space="preserve">overflow</w:t>
+      </w:r>
+      <w:r>
+        <w:t xml:space="preserve"> </w:t>
+      </w:r>
+      <w:r>
+        <w:t xml:space="preserve">(fixed array) or pay an occasional resize</w:t>
+      </w:r>
+      <w:r>
+        <w:t xml:space="preserve"> </w:t>
+      </w:r>
+      <w:r>
+        <w:t xml:space="preserve">(dynamic array — Module 2). One contiguous block → cache-friendly.</w:t>
       </w:r>
     </w:p>
     <w:p>
@@ -827,29 +932,103 @@
           <w:b/>
           <w:bCs/>
         </w:rPr>
-        <w:t xml:space="preserve">Undo/redo</w:t>
-      </w:r>
-      <w:r>
-        <w:t xml:space="preserve"> </w:t>
-      </w:r>
-      <w:r>
-        <w:t xml:space="preserve">in editors;</w:t>
-      </w:r>
-      <w:r>
-        <w:t xml:space="preserve"> </w:t>
-      </w:r>
-      <w:r>
-        <w:rPr>
-          <w:b/>
-          <w:bCs/>
-        </w:rPr>
-        <w:t xml:space="preserve">browser back</w:t>
-      </w:r>
-      <w:r>
-        <w:t xml:space="preserve"> </w:t>
-      </w:r>
-      <w:r>
-        <w:t xml:space="preserve">button.</w:t>
+        <w:t xml:space="preserve">Linked list</w:t>
+      </w:r>
+      <w:r>
+        <w:t xml:space="preserve">: never</w:t>
+      </w:r>
+      <w:r>
+        <w:t xml:space="preserve"> </w:t>
+      </w:r>
+      <w:r>
+        <w:t xml:space="preserve">“full”</w:t>
+      </w:r>
+      <w:r>
+        <w:t xml:space="preserve"> </w:t>
+      </w:r>
+      <w:r>
+        <w:t xml:space="preserve">until memory runs out, but each node costs an</w:t>
+      </w:r>
+      <w:r>
+        <w:t xml:space="preserve"> </w:t>
+      </w:r>
+      <w:r>
+        <w:t xml:space="preserve">extra pointer and lives in scattered memory (cache misses).</w:t>
+      </w:r>
+    </w:p>
+    <w:bookmarkEnd w:id="18"/>
+    <w:bookmarkStart w:id="19" w:name="the-call-stack-recursion-is-a-stack"/>
+    <w:p>
+      <w:pPr>
+        <w:pStyle w:val="Heading3"/>
+      </w:pPr>
+      <w:r>
+        <w:t xml:space="preserve">The call stack — recursion</w:t>
+      </w:r>
+      <w:r>
+        <w:t xml:space="preserve"> </w:t>
+      </w:r>
+      <w:r>
+        <w:rPr>
+          <w:i/>
+          <w:iCs/>
+        </w:rPr>
+        <w:t xml:space="preserve">is</w:t>
+      </w:r>
+      <w:r>
+        <w:t xml:space="preserve"> </w:t>
+      </w:r>
+      <w:r>
+        <w:t xml:space="preserve">a stack</w:t>
+      </w:r>
+    </w:p>
+    <w:p>
+      <w:pPr>
+        <w:pStyle w:val="FirstParagraph"/>
+      </w:pPr>
+      <w:r>
+        <w:t xml:space="preserve">Every function call pushes a</w:t>
+      </w:r>
+      <w:r>
+        <w:t xml:space="preserve"> </w:t>
+      </w:r>
+      <w:r>
+        <w:rPr>
+          <w:b/>
+          <w:bCs/>
+        </w:rPr>
+        <w:t xml:space="preserve">stack frame</w:t>
+      </w:r>
+      <w:r>
+        <w:t xml:space="preserve"> </w:t>
+      </w:r>
+      <w:r>
+        <w:t xml:space="preserve">(its parameters, locals, and the</w:t>
+      </w:r>
+      <w:r>
+        <w:t xml:space="preserve"> </w:t>
+      </w:r>
+      <w:r>
+        <w:t xml:space="preserve">return address) onto the program’s</w:t>
+      </w:r>
+      <w:r>
+        <w:t xml:space="preserve"> </w:t>
+      </w:r>
+      <w:r>
+        <w:rPr>
+          <w:b/>
+          <w:bCs/>
+        </w:rPr>
+        <w:t xml:space="preserve">call stack</w:t>
+      </w:r>
+      <w:r>
+        <w:t xml:space="preserve">; returning pops it. So a</w:t>
+      </w:r>
+      <w:r>
+        <w:t xml:space="preserve"> </w:t>
+      </w:r>
+      <w:r>
+        <w:t xml:space="preserve">recursive algorithm is secretly using a stack — the runtime manages it for you.</w:t>
       </w:r>
     </w:p>
     <w:p>
@@ -857,7 +1036,7 @@
         <w:pStyle w:val="Compact"/>
         <w:numPr>
           <w:ilvl w:val="0"/>
-          <w:numId w:val="1001"/>
+          <w:numId w:val="1002"/>
         </w:numPr>
       </w:pPr>
       <w:r>
@@ -865,29 +1044,48 @@
           <w:b/>
           <w:bCs/>
         </w:rPr>
-        <w:t xml:space="preserve">Expression evaluation</w:t>
-      </w:r>
-      <w:r>
-        <w:t xml:space="preserve"> </w:t>
-      </w:r>
-      <w:r>
-        <w:t xml:space="preserve">and</w:t>
-      </w:r>
-      <w:r>
-        <w:t xml:space="preserve"> </w:t>
-      </w:r>
-      <w:r>
-        <w:rPr>
-          <w:b/>
-          <w:bCs/>
-        </w:rPr>
-        <w:t xml:space="preserve">syntax checking</w:t>
-      </w:r>
-      <w:r>
-        <w:t xml:space="preserve"> </w:t>
-      </w:r>
-      <w:r>
-        <w:t xml:space="preserve">in compilers.</w:t>
+        <w:t xml:space="preserve">Depth = recursion depth.</w:t>
+      </w:r>
+      <w:r>
+        <w:t xml:space="preserve"> </w:t>
+      </w:r>
+      <w:r>
+        <w:t xml:space="preserve">Too-deep recursion overflows this stack</w:t>
+      </w:r>
+      <w:r>
+        <w:t xml:space="preserve"> </w:t>
+      </w:r>
+      <w:r>
+        <w:t xml:space="preserve">(</w:t>
+      </w:r>
+      <w:r>
+        <w:rPr>
+          <w:b/>
+          <w:bCs/>
+        </w:rPr>
+        <w:t xml:space="preserve">stack overflow</w:t>
+      </w:r>
+      <w:r>
+        <w:t xml:space="preserve">). That is why very deep recursions are rewritten as loops</w:t>
+      </w:r>
+      <w:r>
+        <w:t xml:space="preserve"> </w:t>
+      </w:r>
+      <w:r>
+        <w:t xml:space="preserve">with an</w:t>
+      </w:r>
+      <w:r>
+        <w:t xml:space="preserve"> </w:t>
+      </w:r>
+      <w:r>
+        <w:rPr>
+          <w:b/>
+          <w:bCs/>
+        </w:rPr>
+        <w:t xml:space="preserve">explicit stack</w:t>
+      </w:r>
+      <w:r>
+        <w:t xml:space="preserve">.</w:t>
       </w:r>
     </w:p>
     <w:p>
@@ -895,10 +1093,207 @@
         <w:pStyle w:val="Compact"/>
         <w:numPr>
           <w:ilvl w:val="0"/>
-          <w:numId w:val="1001"/>
+          <w:numId w:val="1002"/>
         </w:numPr>
       </w:pPr>
       <w:r>
+        <w:t xml:space="preserve">Any recursion can be converted to iteration by simulating the call stack by</w:t>
+      </w:r>
+      <w:r>
+        <w:t xml:space="preserve"> </w:t>
+      </w:r>
+      <w:r>
+        <w:t xml:space="preserve">hand (push the</w:t>
+      </w:r>
+      <w:r>
+        <w:t xml:space="preserve"> </w:t>
+      </w:r>
+      <w:r>
+        <w:t xml:space="preserve">“work still to do”</w:t>
+      </w:r>
+      <w:r>
+        <w:t xml:space="preserve">, pop and process). Iterative DFS and the</w:t>
+      </w:r>
+      <w:r>
+        <w:t xml:space="preserve"> </w:t>
+      </w:r>
+      <w:r>
+        <w:t xml:space="preserve">iterative tree traversals below (5.4a) do exactly this.</w:t>
+      </w:r>
+    </w:p>
+    <w:p>
+      <w:pPr>
+        <w:pStyle w:val="BlockText"/>
+      </w:pPr>
+      <w:r>
+        <w:rPr>
+          <w:b/>
+          <w:bCs/>
+        </w:rPr>
+        <w:t xml:space="preserve">Memory hook:</w:t>
+      </w:r>
+      <w:r>
+        <w:t xml:space="preserve"> </w:t>
+      </w:r>
+      <w:r>
+        <w:t xml:space="preserve">the last function you</w:t>
+      </w:r>
+      <w:r>
+        <w:t xml:space="preserve"> </w:t>
+      </w:r>
+      <w:r>
+        <w:rPr>
+          <w:i/>
+          <w:iCs/>
+        </w:rPr>
+        <w:t xml:space="preserve">called</w:t>
+      </w:r>
+      <w:r>
+        <w:t xml:space="preserve"> </w:t>
+      </w:r>
+      <w:r>
+        <w:t xml:space="preserve">is the first one to</w:t>
+      </w:r>
+      <w:r>
+        <w:t xml:space="preserve"> </w:t>
+      </w:r>
+      <w:r>
+        <w:rPr>
+          <w:i/>
+          <w:iCs/>
+        </w:rPr>
+        <w:t xml:space="preserve">return</w:t>
+      </w:r>
+      <w:r>
+        <w:t xml:space="preserve"> </w:t>
+      </w:r>
+      <w:r>
+        <w:t xml:space="preserve">—</w:t>
+      </w:r>
+      <w:r>
+        <w:t xml:space="preserve"> </w:t>
+      </w:r>
+      <w:r>
+        <w:t xml:space="preserve">pure LIFO.</w:t>
+      </w:r>
+    </w:p>
+    <w:bookmarkEnd w:id="19"/>
+    <w:bookmarkStart w:id="20" w:name="where-stacks-are-used-real-life"/>
+    <w:p>
+      <w:pPr>
+        <w:pStyle w:val="Heading3"/>
+      </w:pPr>
+      <w:r>
+        <w:t xml:space="preserve">Where stacks are used (real life)</w:t>
+      </w:r>
+    </w:p>
+    <w:p>
+      <w:pPr>
+        <w:pStyle w:val="Compact"/>
+        <w:numPr>
+          <w:ilvl w:val="0"/>
+          <w:numId w:val="1003"/>
+        </w:numPr>
+      </w:pPr>
+      <w:r>
+        <w:rPr>
+          <w:b/>
+          <w:bCs/>
+        </w:rPr>
+        <w:t xml:space="preserve">Function calls</w:t>
+      </w:r>
+      <w:r>
+        <w:t xml:space="preserve"> </w:t>
+      </w:r>
+      <w:r>
+        <w:t xml:space="preserve">(the call stack) — Module 1.</w:t>
+      </w:r>
+    </w:p>
+    <w:p>
+      <w:pPr>
+        <w:pStyle w:val="Compact"/>
+        <w:numPr>
+          <w:ilvl w:val="0"/>
+          <w:numId w:val="1003"/>
+        </w:numPr>
+      </w:pPr>
+      <w:r>
+        <w:rPr>
+          <w:b/>
+          <w:bCs/>
+        </w:rPr>
+        <w:t xml:space="preserve">Undo/redo</w:t>
+      </w:r>
+      <w:r>
+        <w:t xml:space="preserve"> </w:t>
+      </w:r>
+      <w:r>
+        <w:t xml:space="preserve">in editors;</w:t>
+      </w:r>
+      <w:r>
+        <w:t xml:space="preserve"> </w:t>
+      </w:r>
+      <w:r>
+        <w:rPr>
+          <w:b/>
+          <w:bCs/>
+        </w:rPr>
+        <w:t xml:space="preserve">browser back</w:t>
+      </w:r>
+      <w:r>
+        <w:t xml:space="preserve"> </w:t>
+      </w:r>
+      <w:r>
+        <w:t xml:space="preserve">button.</w:t>
+      </w:r>
+    </w:p>
+    <w:p>
+      <w:pPr>
+        <w:pStyle w:val="Compact"/>
+        <w:numPr>
+          <w:ilvl w:val="0"/>
+          <w:numId w:val="1003"/>
+        </w:numPr>
+      </w:pPr>
+      <w:r>
+        <w:rPr>
+          <w:b/>
+          <w:bCs/>
+        </w:rPr>
+        <w:t xml:space="preserve">Expression evaluation</w:t>
+      </w:r>
+      <w:r>
+        <w:t xml:space="preserve"> </w:t>
+      </w:r>
+      <w:r>
+        <w:t xml:space="preserve">and</w:t>
+      </w:r>
+      <w:r>
+        <w:t xml:space="preserve"> </w:t>
+      </w:r>
+      <w:r>
+        <w:rPr>
+          <w:b/>
+          <w:bCs/>
+        </w:rPr>
+        <w:t xml:space="preserve">syntax checking</w:t>
+      </w:r>
+      <w:r>
+        <w:t xml:space="preserve"> </w:t>
+      </w:r>
+      <w:r>
+        <w:t xml:space="preserve">in compilers.</w:t>
+      </w:r>
+    </w:p>
+    <w:p>
+      <w:pPr>
+        <w:pStyle w:val="Compact"/>
+        <w:numPr>
+          <w:ilvl w:val="0"/>
+          <w:numId w:val="1003"/>
+        </w:numPr>
+      </w:pPr>
+      <w:r>
         <w:rPr>
           <w:b/>
           <w:bCs/>
@@ -912,8 +1307,8 @@
         <w:t xml:space="preserve">(depth-first search) — Module 10 — is recursion = a stack.</w:t>
       </w:r>
     </w:p>
-    <w:bookmarkEnd w:id="18"/>
-    <w:bookmarkStart w:id="19" w:name="complexity"/>
+    <w:bookmarkEnd w:id="20"/>
+    <w:bookmarkStart w:id="21" w:name="complexity"/>
     <w:p>
       <w:pPr>
         <w:pStyle w:val="Heading3"/>
@@ -1008,8 +1403,8 @@
         </w:tc>
       </w:tr>
     </w:tbl>
-    <w:bookmarkEnd w:id="19"/>
-    <w:bookmarkStart w:id="20" w:name="mcqs"/>
+    <w:bookmarkEnd w:id="21"/>
+    <w:bookmarkStart w:id="22" w:name="mcqs"/>
     <w:p>
       <w:pPr>
         <w:pStyle w:val="Heading3"/>
@@ -1023,7 +1418,7 @@
         <w:pStyle w:val="Compact"/>
         <w:numPr>
           <w:ilvl w:val="0"/>
-          <w:numId w:val="1002"/>
+          <w:numId w:val="1004"/>
         </w:numPr>
       </w:pPr>
       <w:r>
@@ -1048,7 +1443,7 @@
         <w:pStyle w:val="Compact"/>
         <w:numPr>
           <w:ilvl w:val="0"/>
-          <w:numId w:val="1002"/>
+          <w:numId w:val="1004"/>
         </w:numPr>
       </w:pPr>
       <w:r>
@@ -1073,7 +1468,7 @@
         <w:pStyle w:val="Compact"/>
         <w:numPr>
           <w:ilvl w:val="0"/>
-          <w:numId w:val="1002"/>
+          <w:numId w:val="1004"/>
         </w:numPr>
       </w:pPr>
       <w:r>
@@ -1094,6 +1489,40 @@
       </w:r>
       <w:r>
         <w:t xml:space="preserve">(recursion).</w:t>
+      </w:r>
+    </w:p>
+    <w:p>
+      <w:pPr>
+        <w:pStyle w:val="Compact"/>
+        <w:numPr>
+          <w:ilvl w:val="0"/>
+          <w:numId w:val="1004"/>
+        </w:numPr>
+      </w:pPr>
+      <w:r>
+        <w:t xml:space="preserve">Recursion depth maps to what runtime resource? → the</w:t>
+      </w:r>
+      <w:r>
+        <w:t xml:space="preserve"> </w:t>
+      </w:r>
+      <w:r>
+        <w:rPr>
+          <w:b/>
+          <w:bCs/>
+        </w:rPr>
+        <w:t xml:space="preserve">call stack</w:t>
+      </w:r>
+      <w:r>
+        <w:t xml:space="preserve"> </w:t>
+      </w:r>
+      <w:r>
+        <w:t xml:space="preserve">(overflow</w:t>
+      </w:r>
+      <w:r>
+        <w:t xml:space="preserve"> </w:t>
+      </w:r>
+      <w:r>
+        <w:t xml:space="preserve">if too deep).</w:t>
       </w:r>
     </w:p>
     <w:p>
@@ -1103,18 +1532,402 @@
         </w:pict>
       </w:r>
     </w:p>
-    <w:bookmarkEnd w:id="20"/>
-    <w:bookmarkEnd w:id="21"/>
-    <w:bookmarkStart w:id="29" w:name="valid-parentheses-the-classic-warm-up"/>
+    <w:bookmarkEnd w:id="22"/>
+    <w:bookmarkEnd w:id="23"/>
+    <w:bookmarkStart w:id="25" w:name="Xb3efbe2d10313809e722d45e8077900557b292c"/>
     <w:p>
       <w:pPr>
         <w:pStyle w:val="Heading2"/>
       </w:pPr>
       <w:r>
+        <w:t xml:space="preserve">5.1a Stack Using Two Queues (a classic interview twist)</w:t>
+      </w:r>
+    </w:p>
+    <w:p>
+      <w:pPr>
+        <w:pStyle w:val="FirstParagraph"/>
+      </w:pPr>
+      <w:r>
+        <w:t xml:space="preserve">You can build a LIFO stack out of two FIFO queues. There are two designs; pick</w:t>
+      </w:r>
+      <w:r>
+        <w:t xml:space="preserve"> </w:t>
+      </w:r>
+      <w:r>
+        <w:t xml:space="preserve">which operation you want to keep cheap.</w:t>
+      </w:r>
+    </w:p>
+    <w:p>
+      <w:pPr>
+        <w:pStyle w:val="SourceCode"/>
+      </w:pPr>
+      <w:r>
+        <w:rPr>
+          <w:rStyle w:val="VerbatimChar"/>
+        </w:rPr>
+        <w:t xml:space="preserve"># Design A: costly PUSH, O(1) pop  ("push-heavy")</w:t>
+      </w:r>
+      <w:r>
+        <w:br/>
+      </w:r>
+      <w:r>
+        <w:rPr>
+          <w:rStyle w:val="VerbatimChar"/>
+        </w:rPr>
+        <w:t xml:space="preserve">push(x): enqueue x into q2</w:t>
+      </w:r>
+      <w:r>
+        <w:br/>
+      </w:r>
+      <w:r>
+        <w:rPr>
+          <w:rStyle w:val="VerbatimChar"/>
+        </w:rPr>
+        <w:t xml:space="preserve">         move everything from q1 into q2   # x ends up at the front</w:t>
+      </w:r>
+      <w:r>
+        <w:br/>
+      </w:r>
+      <w:r>
+        <w:rPr>
+          <w:rStyle w:val="VerbatimChar"/>
+        </w:rPr>
+        <w:t xml:space="preserve">         swap names of q1 and q2</w:t>
+      </w:r>
+      <w:r>
+        <w:br/>
+      </w:r>
+      <w:r>
+        <w:rPr>
+          <w:rStyle w:val="VerbatimChar"/>
+        </w:rPr>
+        <w:t xml:space="preserve">         # now q1's front is the most-recent element  -&gt; O(n) push</w:t>
+      </w:r>
+      <w:r>
+        <w:br/>
+      </w:r>
+      <w:r>
+        <w:rPr>
+          <w:rStyle w:val="VerbatimChar"/>
+        </w:rPr>
+        <w:t xml:space="preserve">pop():   dequeue from q1                    # O(1)</w:t>
+      </w:r>
+      <w:r>
+        <w:br/>
+      </w:r>
+      <w:r>
+        <w:br/>
+      </w:r>
+      <w:r>
+        <w:rPr>
+          <w:rStyle w:val="VerbatimChar"/>
+        </w:rPr>
+        <w:t xml:space="preserve"># Design B: O(1) push, costly POP  ("pop-heavy")</w:t>
+      </w:r>
+      <w:r>
+        <w:br/>
+      </w:r>
+      <w:r>
+        <w:rPr>
+          <w:rStyle w:val="VerbatimChar"/>
+        </w:rPr>
+        <w:t xml:space="preserve">push(x): enqueue x into q1                  # O(1)</w:t>
+      </w:r>
+      <w:r>
+        <w:br/>
+      </w:r>
+      <w:r>
+        <w:rPr>
+          <w:rStyle w:val="VerbatimChar"/>
+        </w:rPr>
+        <w:t xml:space="preserve">pop():   move all but the last from q1 into q2</w:t>
+      </w:r>
+      <w:r>
+        <w:br/>
+      </w:r>
+      <w:r>
+        <w:rPr>
+          <w:rStyle w:val="VerbatimChar"/>
+        </w:rPr>
+        <w:t xml:space="preserve">         answer = dequeue the last one from q1   # the newest</w:t>
+      </w:r>
+      <w:r>
+        <w:br/>
+      </w:r>
+      <w:r>
+        <w:rPr>
+          <w:rStyle w:val="VerbatimChar"/>
+        </w:rPr>
+        <w:t xml:space="preserve">         swap q1 and q2                     # O(n) pop</w:t>
+      </w:r>
+    </w:p>
+    <w:p>
+      <w:pPr>
+        <w:pStyle w:val="Compact"/>
+        <w:numPr>
+          <w:ilvl w:val="0"/>
+          <w:numId w:val="1005"/>
+        </w:numPr>
+      </w:pPr>
+      <w:r>
+        <w:t xml:space="preserve">One operation is unavoidably</w:t>
+      </w:r>
+      <w:r>
+        <w:t xml:space="preserve"> </w:t>
+      </w:r>
+      <w:r>
+        <w:rPr>
+          <w:b/>
+          <w:bCs/>
+        </w:rPr>
+        <w:t xml:space="preserve">O(n)</w:t>
+      </w:r>
+      <w:r>
+        <w:t xml:space="preserve">; you only choose</w:t>
+      </w:r>
+      <w:r>
+        <w:t xml:space="preserve"> </w:t>
+      </w:r>
+      <w:r>
+        <w:rPr>
+          <w:i/>
+          <w:iCs/>
+        </w:rPr>
+        <w:t xml:space="preserve">which</w:t>
+      </w:r>
+      <w:r>
+        <w:t xml:space="preserve">. (Contrast:</w:t>
+      </w:r>
+      <w:r>
+        <w:t xml:space="preserve"> </w:t>
+      </w:r>
+      <w:r>
+        <w:t xml:space="preserve">queue-from-two-</w:t>
+      </w:r>
+      <w:r>
+        <w:rPr>
+          <w:b/>
+          <w:bCs/>
+        </w:rPr>
+        <w:t xml:space="preserve">stacks</w:t>
+      </w:r>
+      <w:r>
+        <w:t xml:space="preserve"> </w:t>
+      </w:r>
+      <w:r>
+        <w:t xml:space="preserve">in Module 6 achieves</w:t>
+      </w:r>
+      <w:r>
+        <w:t xml:space="preserve"> </w:t>
+      </w:r>
+      <w:r>
+        <w:rPr>
+          <w:b/>
+          <w:bCs/>
+        </w:rPr>
+        <w:t xml:space="preserve">amortised O(1)</w:t>
+      </w:r>
+      <w:r>
+        <w:t xml:space="preserve"> </w:t>
+      </w:r>
+      <w:r>
+        <w:t xml:space="preserve">— that</w:t>
+      </w:r>
+      <w:r>
+        <w:t xml:space="preserve"> </w:t>
+      </w:r>
+      <w:r>
+        <w:t xml:space="preserve">direction is nicer.)</w:t>
+      </w:r>
+    </w:p>
+    <w:p>
+      <w:pPr>
+        <w:pStyle w:val="Compact"/>
+        <w:numPr>
+          <w:ilvl w:val="0"/>
+          <w:numId w:val="1005"/>
+        </w:numPr>
+      </w:pPr>
+      <w:r>
+        <w:t xml:space="preserve">LC 225</w:t>
+      </w:r>
+      <w:r>
+        <w:t xml:space="preserve"> </w:t>
+      </w:r>
+      <w:r>
+        <w:t xml:space="preserve">“Implement Stack using Queues”</w:t>
+      </w:r>
+      <w:r>
+        <w:t xml:space="preserve">. A common trick uses a</w:t>
+      </w:r>
+      <w:r>
+        <w:t xml:space="preserve"> </w:t>
+      </w:r>
+      <w:r>
+        <w:rPr>
+          <w:b/>
+          <w:bCs/>
+        </w:rPr>
+        <w:t xml:space="preserve">single</w:t>
+      </w:r>
+      <w:r>
+        <w:t xml:space="preserve"> </w:t>
+      </w:r>
+      <w:r>
+        <w:t xml:space="preserve">queue:</w:t>
+      </w:r>
+      <w:r>
+        <w:t xml:space="preserve"> </w:t>
+      </w:r>
+      <w:r>
+        <w:t xml:space="preserve">after enqueuing</w:t>
+      </w:r>
+      <w:r>
+        <w:t xml:space="preserve"> </w:t>
+      </w:r>
+      <w:r>
+        <w:rPr>
+          <w:rStyle w:val="VerbatimChar"/>
+        </w:rPr>
+        <w:t xml:space="preserve">x</w:t>
+      </w:r>
+      <w:r>
+        <w:t xml:space="preserve">, rotate the queue by</w:t>
+      </w:r>
+      <w:r>
+        <w:t xml:space="preserve"> </w:t>
+      </w:r>
+      <w:r>
+        <w:rPr>
+          <w:rStyle w:val="VerbatimChar"/>
+        </w:rPr>
+        <w:t xml:space="preserve">size-1</w:t>
+      </w:r>
+      <w:r>
+        <w:t xml:space="preserve"> </w:t>
+      </w:r>
+      <w:r>
+        <w:t xml:space="preserve">so</w:t>
+      </w:r>
+      <w:r>
+        <w:t xml:space="preserve"> </w:t>
+      </w:r>
+      <w:r>
+        <w:rPr>
+          <w:rStyle w:val="VerbatimChar"/>
+        </w:rPr>
+        <w:t xml:space="preserve">x</w:t>
+      </w:r>
+      <w:r>
+        <w:t xml:space="preserve"> </w:t>
+      </w:r>
+      <w:r>
+        <w:t xml:space="preserve">sits at the front.</w:t>
+      </w:r>
+    </w:p>
+    <w:bookmarkStart w:id="24" w:name="mcqs-1"/>
+    <w:p>
+      <w:pPr>
+        <w:pStyle w:val="Heading3"/>
+      </w:pPr>
+      <w:r>
+        <w:t xml:space="preserve">MCQs</w:t>
+      </w:r>
+    </w:p>
+    <w:p>
+      <w:pPr>
+        <w:pStyle w:val="Compact"/>
+        <w:numPr>
+          <w:ilvl w:val="0"/>
+          <w:numId w:val="1006"/>
+        </w:numPr>
+      </w:pPr>
+      <w:r>
+        <w:t xml:space="preserve">Stack from two queues — best you can do for the two ops? → one is</w:t>
+      </w:r>
+      <w:r>
+        <w:t xml:space="preserve"> </w:t>
+      </w:r>
+      <w:r>
+        <w:rPr>
+          <w:b/>
+          <w:bCs/>
+        </w:rPr>
+        <w:t xml:space="preserve">O(n)</w:t>
+      </w:r>
+      <w:r>
+        <w:t xml:space="preserve">,</w:t>
+      </w:r>
+      <w:r>
+        <w:t xml:space="preserve"> </w:t>
+      </w:r>
+      <w:r>
+        <w:t xml:space="preserve">the other</w:t>
+      </w:r>
+      <w:r>
+        <w:t xml:space="preserve"> </w:t>
+      </w:r>
+      <w:r>
+        <w:rPr>
+          <w:b/>
+          <w:bCs/>
+        </w:rPr>
+        <w:t xml:space="preserve">O(1)</w:t>
+      </w:r>
+      <w:r>
+        <w:t xml:space="preserve"> </w:t>
+      </w:r>
+      <w:r>
+        <w:t xml:space="preserve">(you choose which).</w:t>
+      </w:r>
+    </w:p>
+    <w:p>
+      <w:pPr>
+        <w:pStyle w:val="Compact"/>
+        <w:numPr>
+          <w:ilvl w:val="0"/>
+          <w:numId w:val="1006"/>
+        </w:numPr>
+      </w:pPr>
+      <w:r>
+        <w:t xml:space="preserve">Can it be done with one queue? →</w:t>
+      </w:r>
+      <w:r>
+        <w:t xml:space="preserve"> </w:t>
+      </w:r>
+      <w:r>
+        <w:rPr>
+          <w:b/>
+          <w:bCs/>
+        </w:rPr>
+        <w:t xml:space="preserve">yes</w:t>
+      </w:r>
+      <w:r>
+        <w:t xml:space="preserve"> </w:t>
+      </w:r>
+      <w:r>
+        <w:t xml:space="preserve">(rotate after each push).</w:t>
+      </w:r>
+    </w:p>
+    <w:p>
+      <w:r>
+        <w:pict>
+          <v:rect style="width:0;height:1.5pt" o:hralign="center" o:hrstd="t" o:hr="t"/>
+        </w:pict>
+      </w:r>
+    </w:p>
+    <w:bookmarkEnd w:id="24"/>
+    <w:bookmarkEnd w:id="25"/>
+    <w:bookmarkStart w:id="33" w:name="valid-parentheses-the-classic-warm-up"/>
+    <w:p>
+      <w:pPr>
+        <w:pStyle w:val="Heading2"/>
+      </w:pPr>
+      <w:r>
         <w:t xml:space="preserve">5.2 Valid Parentheses (the classic warm-up)</w:t>
       </w:r>
     </w:p>
-    <w:bookmarkStart w:id="22" w:name="problem"/>
+    <w:bookmarkStart w:id="26" w:name="problem"/>
     <w:p>
       <w:pPr>
         <w:pStyle w:val="Heading3"/>
@@ -1149,8 +1962,8 @@
         <w:t xml:space="preserve">properly nested closer.</w:t>
       </w:r>
     </w:p>
-    <w:bookmarkEnd w:id="22"/>
-    <w:bookmarkStart w:id="26" w:name="idea"/>
+    <w:bookmarkEnd w:id="26"/>
+    <w:bookmarkStart w:id="30" w:name="idea"/>
     <w:p>
       <w:pPr>
         <w:pStyle w:val="Heading3"/>
@@ -1256,18 +2069,18 @@
           <wp:inline>
             <wp:extent cx="5334000" cy="2786596"/>
             <wp:effectExtent b="0" l="0" r="0" t="0"/>
-            <wp:docPr descr="Valid parentheses: push openers, and each closer must match the top opener; the stack must end empty." title="" id="24" name="Picture"/>
+            <wp:docPr descr="Valid parentheses: push openers, and each closer must match the top opener; the stack must end empty." title="" id="28" name="Picture"/>
             <a:graphic>
               <a:graphicData uri="http://schemas.openxmlformats.org/drawingml/2006/picture">
                 <pic:pic>
                   <pic:nvPicPr>
-                    <pic:cNvPr descr="images/44_valid_parentheses.png" id="25" name="Picture"/>
+                    <pic:cNvPr descr="images/44_valid_parentheses.png" id="29" name="Picture"/>
                     <pic:cNvPicPr>
                       <a:picLocks noChangeArrowheads="1" noChangeAspect="1"/>
                     </pic:cNvPicPr>
                   </pic:nvPicPr>
                   <pic:blipFill>
-                    <a:blip r:embed="rId23"/>
+                    <a:blip r:embed="rId27"/>
                     <a:stretch>
                       <a:fillRect/>
                     </a:stretch>
@@ -1435,8 +2248,8 @@
         <w:t xml:space="preserve">(LIFO).</w:t>
       </w:r>
     </w:p>
-    <w:bookmarkEnd w:id="26"/>
-    <w:bookmarkStart w:id="27" w:name="mcqs-1"/>
+    <w:bookmarkEnd w:id="30"/>
+    <w:bookmarkStart w:id="31" w:name="mcqs-2"/>
     <w:p>
       <w:pPr>
         <w:pStyle w:val="Heading3"/>
@@ -1450,7 +2263,7 @@
         <w:pStyle w:val="Compact"/>
         <w:numPr>
           <w:ilvl w:val="0"/>
-          <w:numId w:val="1003"/>
+          <w:numId w:val="1007"/>
         </w:numPr>
       </w:pPr>
       <w:r>
@@ -1475,7 +2288,7 @@
         <w:pStyle w:val="Compact"/>
         <w:numPr>
           <w:ilvl w:val="0"/>
-          <w:numId w:val="1003"/>
+          <w:numId w:val="1007"/>
         </w:numPr>
       </w:pPr>
       <w:r>
@@ -1495,8 +2308,8 @@
         <w:t xml:space="preserve">.</w:t>
       </w:r>
     </w:p>
-    <w:bookmarkEnd w:id="27"/>
-    <w:bookmarkStart w:id="28" w:name="problems"/>
+    <w:bookmarkEnd w:id="31"/>
+    <w:bookmarkStart w:id="32" w:name="problems"/>
     <w:p>
       <w:pPr>
         <w:pStyle w:val="Heading3"/>
@@ -1510,7 +2323,7 @@
         <w:pStyle w:val="Compact"/>
         <w:numPr>
           <w:ilvl w:val="0"/>
-          <w:numId w:val="1004"/>
+          <w:numId w:val="1008"/>
         </w:numPr>
       </w:pPr>
       <w:r>
@@ -1530,9 +2343,9 @@
         </w:pict>
       </w:r>
     </w:p>
-    <w:bookmarkEnd w:id="28"/>
-    <w:bookmarkEnd w:id="29"/>
-    <w:bookmarkStart w:id="38" w:name="Xf2636c92813b64de7a6065e6979608764ce590e"/>
+    <w:bookmarkEnd w:id="32"/>
+    <w:bookmarkEnd w:id="33"/>
+    <w:bookmarkStart w:id="42" w:name="Xf2636c92813b64de7a6065e6979608764ce590e"/>
     <w:p>
       <w:pPr>
         <w:pStyle w:val="Heading2"/>
@@ -1541,7 +2354,7 @@
         <w:t xml:space="preserve">5.3 Expression Evaluation (infix, postfix, prefix)</w:t>
       </w:r>
     </w:p>
-    <w:bookmarkStart w:id="30" w:name="the-three-notations"/>
+    <w:bookmarkStart w:id="34" w:name="the-three-notations"/>
     <w:p>
       <w:pPr>
         <w:pStyle w:val="Heading3"/>
@@ -1555,7 +2368,7 @@
         <w:pStyle w:val="Compact"/>
         <w:numPr>
           <w:ilvl w:val="0"/>
-          <w:numId w:val="1005"/>
+          <w:numId w:val="1009"/>
         </w:numPr>
       </w:pPr>
       <w:r>
@@ -1592,7 +2405,7 @@
         <w:pStyle w:val="Compact"/>
         <w:numPr>
           <w:ilvl w:val="0"/>
-          <w:numId w:val="1005"/>
+          <w:numId w:val="1009"/>
         </w:numPr>
       </w:pPr>
       <w:r>
@@ -1629,7 +2442,7 @@
         <w:pStyle w:val="Compact"/>
         <w:numPr>
           <w:ilvl w:val="0"/>
-          <w:numId w:val="1005"/>
+          <w:numId w:val="1009"/>
         </w:numPr>
       </w:pPr>
       <w:r>
@@ -1655,8 +2468,8 @@
         <w:t xml:space="preserve">(operator before operands).</w:t>
       </w:r>
     </w:p>
-    <w:bookmarkEnd w:id="30"/>
-    <w:bookmarkStart w:id="34" w:name="evaluate-postfix-with-a-stack"/>
+    <w:bookmarkEnd w:id="34"/>
+    <w:bookmarkStart w:id="38" w:name="evaluate-postfix-with-a-stack"/>
     <w:p>
       <w:pPr>
         <w:pStyle w:val="Heading3"/>
@@ -1674,18 +2487,18 @@
           <wp:inline>
             <wp:extent cx="5334000" cy="2786596"/>
             <wp:effectExtent b="0" l="0" r="0" t="0"/>
-            <wp:docPr descr="Evaluate postfix: push numbers; on an operator pop two, apply, and push the result." title="" id="32" name="Picture"/>
+            <wp:docPr descr="Evaluate postfix: push numbers; on an operator pop two, apply, and push the result." title="" id="36" name="Picture"/>
             <a:graphic>
               <a:graphicData uri="http://schemas.openxmlformats.org/drawingml/2006/picture">
                 <pic:pic>
                   <pic:nvPicPr>
-                    <pic:cNvPr descr="images/45_postfix_eval.png" id="33" name="Picture"/>
+                    <pic:cNvPr descr="images/45_postfix_eval.png" id="37" name="Picture"/>
                     <pic:cNvPicPr>
                       <a:picLocks noChangeArrowheads="1" noChangeAspect="1"/>
                     </pic:cNvPicPr>
                   </pic:nvPicPr>
                   <pic:blipFill>
-                    <a:blip r:embed="rId31"/>
+                    <a:blip r:embed="rId35"/>
                     <a:stretch>
                       <a:fillRect/>
                     </a:stretch>
@@ -1803,8 +2616,8 @@
         <w:t xml:space="preserve"># "2 3 4 * +": push2, push3, push4, '*'-&gt;push12, '+'-&gt;push14  =&gt; 14</w:t>
       </w:r>
     </w:p>
-    <w:bookmarkEnd w:id="34"/>
-    <w:bookmarkStart w:id="35" w:name="Xb7c01d6a28bc77701588cfc260ba15b5186d163"/>
+    <w:bookmarkEnd w:id="38"/>
+    <w:bookmarkStart w:id="39" w:name="Xb7c01d6a28bc77701588cfc260ba15b5186d163"/>
     <w:p>
       <w:pPr>
         <w:pStyle w:val="Heading3"/>
@@ -1900,7 +2713,7 @@
         <w:pStyle w:val="Compact"/>
         <w:numPr>
           <w:ilvl w:val="0"/>
-          <w:numId w:val="1006"/>
+          <w:numId w:val="1010"/>
         </w:numPr>
       </w:pPr>
       <w:r>
@@ -1923,8 +2736,8 @@
         <w:t xml:space="preserve">stack pass. This is how calculators and compilers evaluate expressions.</w:t>
       </w:r>
     </w:p>
-    <w:bookmarkEnd w:id="35"/>
-    <w:bookmarkStart w:id="36" w:name="mcqs-2"/>
+    <w:bookmarkEnd w:id="39"/>
+    <w:bookmarkStart w:id="40" w:name="mcqs-3"/>
     <w:p>
       <w:pPr>
         <w:pStyle w:val="Heading3"/>
@@ -1938,7 +2751,7 @@
         <w:pStyle w:val="Compact"/>
         <w:numPr>
           <w:ilvl w:val="0"/>
-          <w:numId w:val="1007"/>
+          <w:numId w:val="1011"/>
         </w:numPr>
       </w:pPr>
       <w:r>
@@ -1963,7 +2776,7 @@
         <w:pStyle w:val="Compact"/>
         <w:numPr>
           <w:ilvl w:val="0"/>
-          <w:numId w:val="1007"/>
+          <w:numId w:val="1011"/>
         </w:numPr>
       </w:pPr>
       <w:r>
@@ -1988,7 +2801,7 @@
         <w:pStyle w:val="Compact"/>
         <w:numPr>
           <w:ilvl w:val="0"/>
-          <w:numId w:val="1007"/>
+          <w:numId w:val="1011"/>
         </w:numPr>
       </w:pPr>
       <w:r>
@@ -2008,8 +2821,8 @@
         <w:t xml:space="preserve">.</w:t>
       </w:r>
     </w:p>
-    <w:bookmarkEnd w:id="36"/>
-    <w:bookmarkStart w:id="37" w:name="problems-1"/>
+    <w:bookmarkEnd w:id="40"/>
+    <w:bookmarkStart w:id="41" w:name="problems-1"/>
     <w:p>
       <w:pPr>
         <w:pStyle w:val="Heading3"/>
@@ -2023,7 +2836,7 @@
         <w:pStyle w:val="Compact"/>
         <w:numPr>
           <w:ilvl w:val="0"/>
-          <w:numId w:val="1008"/>
+          <w:numId w:val="1012"/>
         </w:numPr>
       </w:pPr>
       <w:r>
@@ -2043,9 +2856,9 @@
         </w:pict>
       </w:r>
     </w:p>
-    <w:bookmarkEnd w:id="37"/>
-    <w:bookmarkEnd w:id="38"/>
-    <w:bookmarkStart w:id="47" w:name="monotonic-stack-the-high-value-pattern"/>
+    <w:bookmarkEnd w:id="41"/>
+    <w:bookmarkEnd w:id="42"/>
+    <w:bookmarkStart w:id="53" w:name="monotonic-stack-the-high-value-pattern"/>
     <w:p>
       <w:pPr>
         <w:pStyle w:val="Heading2"/>
@@ -2054,7 +2867,7 @@
         <w:t xml:space="preserve">5.4 Monotonic Stack (the high-value pattern)</w:t>
       </w:r>
     </w:p>
-    <w:bookmarkStart w:id="39" w:name="what-it-is"/>
+    <w:bookmarkStart w:id="43" w:name="what-it-is"/>
     <w:p>
       <w:pPr>
         <w:pStyle w:val="Heading3"/>
@@ -2243,8 +3056,8 @@
         <w:t xml:space="preserve">same amortised idea as the sliding window in Module 2).</w:t>
       </w:r>
     </w:p>
-    <w:bookmarkEnd w:id="39"/>
-    <w:bookmarkStart w:id="43" w:name="next-greater-element"/>
+    <w:bookmarkEnd w:id="43"/>
+    <w:bookmarkStart w:id="47" w:name="next-greater-element"/>
     <w:p>
       <w:pPr>
         <w:pStyle w:val="Heading3"/>
@@ -2270,18 +3083,18 @@
           <wp:inline>
             <wp:extent cx="5334000" cy="2842460"/>
             <wp:effectExtent b="0" l="0" r="0" t="0"/>
-            <wp:docPr descr="Next greater element: a decreasing stack of waiting indices; a bigger value pops and answers all smaller ones." title="" id="41" name="Picture"/>
+            <wp:docPr descr="Next greater element: a decreasing stack of waiting indices; a bigger value pops and answers all smaller ones." title="" id="45" name="Picture"/>
             <a:graphic>
               <a:graphicData uri="http://schemas.openxmlformats.org/drawingml/2006/picture">
                 <pic:pic>
                   <pic:nvPicPr>
-                    <pic:cNvPr descr="images/46_next_greater.png" id="42" name="Picture"/>
+                    <pic:cNvPr descr="images/46_next_greater.png" id="46" name="Picture"/>
                     <pic:cNvPicPr>
                       <a:picLocks noChangeArrowheads="1" noChangeAspect="1"/>
                     </pic:cNvPicPr>
                   </pic:nvPicPr>
                   <pic:blipFill>
-                    <a:blip r:embed="rId40"/>
+                    <a:blip r:embed="rId44"/>
                     <a:stretch>
                       <a:fillRect/>
                     </a:stretch>
@@ -2462,8 +3275,216 @@
         <w:t xml:space="preserve">arriving serves (answers) everyone shorter who was waiting.</w:t>
       </w:r>
     </w:p>
-    <w:bookmarkEnd w:id="43"/>
-    <w:bookmarkStart w:id="44" w:name="variations-same-template"/>
+    <w:bookmarkEnd w:id="47"/>
+    <w:bookmarkStart w:id="48" w:name="worked-trace-next-greater-of-2-1-2-4-3"/>
+    <w:p>
+      <w:pPr>
+        <w:pStyle w:val="Heading3"/>
+      </w:pPr>
+      <w:r>
+        <w:t xml:space="preserve">Worked trace — next greater of [2, 1, 2, 4, 3]</w:t>
+      </w:r>
+    </w:p>
+    <w:p>
+      <w:pPr>
+        <w:pStyle w:val="FirstParagraph"/>
+      </w:pPr>
+      <w:r>
+        <w:t xml:space="preserve">The stack holds</w:t>
+      </w:r>
+      <w:r>
+        <w:t xml:space="preserve"> </w:t>
+      </w:r>
+      <w:r>
+        <w:rPr>
+          <w:b/>
+          <w:bCs/>
+        </w:rPr>
+        <w:t xml:space="preserve">indices</w:t>
+      </w:r>
+      <w:r>
+        <w:t xml:space="preserve"> </w:t>
+      </w:r>
+      <w:r>
+        <w:t xml:space="preserve">whose answer is still pending (values decreasing top</w:t>
+      </w:r>
+      <w:r>
+        <w:t xml:space="preserve"> </w:t>
+      </w:r>
+      <w:r>
+        <w:t xml:space="preserve">to bottom).</w:t>
+      </w:r>
+      <w:r>
+        <w:t xml:space="preserve"> </w:t>
+      </w:r>
+      <w:r>
+        <w:rPr>
+          <w:rStyle w:val="VerbatimChar"/>
+        </w:rPr>
+        <w:t xml:space="preserve">-1</w:t>
+      </w:r>
+      <w:r>
+        <w:t xml:space="preserve"> </w:t>
+      </w:r>
+      <w:r>
+        <w:t xml:space="preserve">means</w:t>
+      </w:r>
+      <w:r>
+        <w:t xml:space="preserve"> </w:t>
+      </w:r>
+      <w:r>
+        <w:t xml:space="preserve">“no greater element to the right”</w:t>
+      </w:r>
+      <w:r>
+        <w:t xml:space="preserve">.</w:t>
+      </w:r>
+    </w:p>
+    <w:p>
+      <w:pPr>
+        <w:pStyle w:val="SourceCode"/>
+      </w:pPr>
+      <w:r>
+        <w:rPr>
+          <w:rStyle w:val="VerbatimChar"/>
+        </w:rPr>
+        <w:t xml:space="preserve">i  a[i]  action                                stack(idx)   answer so far</w:t>
+      </w:r>
+      <w:r>
+        <w:br/>
+      </w:r>
+      <w:r>
+        <w:rPr>
+          <w:rStyle w:val="VerbatimChar"/>
+        </w:rPr>
+        <w:t xml:space="preserve">-  ----  ------------------------------------  -----------  -------------------</w:t>
+      </w:r>
+      <w:r>
+        <w:br/>
+      </w:r>
+      <w:r>
+        <w:rPr>
+          <w:rStyle w:val="VerbatimChar"/>
+        </w:rPr>
+        <w:t xml:space="preserve">0   2    push 0                                [0]          [_,_,_,_,_]</w:t>
+      </w:r>
+      <w:r>
+        <w:br/>
+      </w:r>
+      <w:r>
+        <w:rPr>
+          <w:rStyle w:val="VerbatimChar"/>
+        </w:rPr>
+        <w:t xml:space="preserve">1   1    1 &lt; a[0]=2, no pop; push 1            [0,1]        [_,_,_,_,_]</w:t>
+      </w:r>
+      <w:r>
+        <w:br/>
+      </w:r>
+      <w:r>
+        <w:rPr>
+          <w:rStyle w:val="VerbatimChar"/>
+        </w:rPr>
+        <w:t xml:space="preserve">2   2    a[1]=1 &lt; 2 -&gt; pop 1 (ans[1]=2);</w:t>
+      </w:r>
+      <w:r>
+        <w:br/>
+      </w:r>
+      <w:r>
+        <w:rPr>
+          <w:rStyle w:val="VerbatimChar"/>
+        </w:rPr>
+        <w:t xml:space="preserve">         a[0]=2 not &lt; 2 -&gt; stop; push 2       [0,2]        [_,2,_,_,_]</w:t>
+      </w:r>
+      <w:r>
+        <w:br/>
+      </w:r>
+      <w:r>
+        <w:rPr>
+          <w:rStyle w:val="VerbatimChar"/>
+        </w:rPr>
+        <w:t xml:space="preserve">3   4    a[2]=2 &lt; 4 -&gt; pop 2 (ans[2]=4);</w:t>
+      </w:r>
+      <w:r>
+        <w:br/>
+      </w:r>
+      <w:r>
+        <w:rPr>
+          <w:rStyle w:val="VerbatimChar"/>
+        </w:rPr>
+        <w:t xml:space="preserve">         a[0]=2 &lt; 4 -&gt; pop 0 (ans[0]=4);</w:t>
+      </w:r>
+      <w:r>
+        <w:br/>
+      </w:r>
+      <w:r>
+        <w:rPr>
+          <w:rStyle w:val="VerbatimChar"/>
+        </w:rPr>
+        <w:t xml:space="preserve">         push 3                               [3]          [4,2,4,_,_]</w:t>
+      </w:r>
+      <w:r>
+        <w:br/>
+      </w:r>
+      <w:r>
+        <w:rPr>
+          <w:rStyle w:val="VerbatimChar"/>
+        </w:rPr>
+        <w:t xml:space="preserve">4   3    3 &lt; a[3]=4, no pop; push 4           [3,4]        [4,2,4,_,_]</w:t>
+      </w:r>
+      <w:r>
+        <w:br/>
+      </w:r>
+      <w:r>
+        <w:rPr>
+          <w:rStyle w:val="VerbatimChar"/>
+        </w:rPr>
+        <w:t xml:space="preserve">end      indices 3,4 left -&gt; ans = -1         -            [4,2,4,-1,-1]</w:t>
+      </w:r>
+    </w:p>
+    <w:p>
+      <w:pPr>
+        <w:pStyle w:val="FirstParagraph"/>
+      </w:pPr>
+      <w:r>
+        <w:t xml:space="preserve">Final answer:</w:t>
+      </w:r>
+      <w:r>
+        <w:t xml:space="preserve"> </w:t>
+      </w:r>
+      <w:r>
+        <w:rPr>
+          <w:b/>
+          <w:bCs/>
+        </w:rPr>
+        <w:t xml:space="preserve">[4, 2, 4, -1, -1]</w:t>
+      </w:r>
+      <w:r>
+        <w:t xml:space="preserve">. Notice each index is pushed once and popped</w:t>
+      </w:r>
+      <w:r>
+        <w:t xml:space="preserve"> </w:t>
+      </w:r>
+      <w:r>
+        <w:t xml:space="preserve">at most once →</w:t>
+      </w:r>
+      <w:r>
+        <w:t xml:space="preserve"> </w:t>
+      </w:r>
+      <w:r>
+        <w:rPr>
+          <w:b/>
+          <w:bCs/>
+        </w:rPr>
+        <w:t xml:space="preserve">O(n)</w:t>
+      </w:r>
+      <w:r>
+        <w:t xml:space="preserve"> </w:t>
+      </w:r>
+      <w:r>
+        <w:t xml:space="preserve">total.</w:t>
+      </w:r>
+    </w:p>
+    <w:bookmarkEnd w:id="48"/>
+    <w:bookmarkStart w:id="49" w:name="variations-same-template"/>
     <w:p>
       <w:pPr>
         <w:pStyle w:val="Heading3"/>
@@ -2477,7 +3498,7 @@
         <w:pStyle w:val="Compact"/>
         <w:numPr>
           <w:ilvl w:val="0"/>
-          <w:numId w:val="1009"/>
+          <w:numId w:val="1013"/>
         </w:numPr>
       </w:pPr>
       <w:r>
@@ -2505,7 +3526,7 @@
         <w:pStyle w:val="Compact"/>
         <w:numPr>
           <w:ilvl w:val="0"/>
-          <w:numId w:val="1009"/>
+          <w:numId w:val="1013"/>
         </w:numPr>
       </w:pPr>
       <w:r>
@@ -2556,8 +3577,183 @@
         <w:t xml:space="preserve">— same monotonic stack.</w:t>
       </w:r>
     </w:p>
-    <w:bookmarkEnd w:id="44"/>
-    <w:bookmarkStart w:id="45" w:name="mcqs-3"/>
+    <w:bookmarkEnd w:id="49"/>
+    <w:bookmarkStart w:id="50" w:name="stock-span-lc-901-worked"/>
+    <w:p>
+      <w:pPr>
+        <w:pStyle w:val="Heading3"/>
+      </w:pPr>
+      <w:r>
+        <w:t xml:space="preserve">Stock span (LC 901) — worked</w:t>
+      </w:r>
+    </w:p>
+    <w:p>
+      <w:pPr>
+        <w:pStyle w:val="FirstParagraph"/>
+      </w:pPr>
+      <w:r>
+        <w:t xml:space="preserve">The</w:t>
+      </w:r>
+      <w:r>
+        <w:t xml:space="preserve"> </w:t>
+      </w:r>
+      <w:r>
+        <w:rPr>
+          <w:b/>
+          <w:bCs/>
+        </w:rPr>
+        <w:t xml:space="preserve">span</w:t>
+      </w:r>
+      <w:r>
+        <w:t xml:space="preserve"> </w:t>
+      </w:r>
+      <w:r>
+        <w:t xml:space="preserve">of a day is how many consecutive days (including today) the price</w:t>
+      </w:r>
+      <w:r>
+        <w:t xml:space="preserve"> </w:t>
+      </w:r>
+      <w:r>
+        <w:t xml:space="preserve">was</w:t>
+      </w:r>
+      <w:r>
+        <w:t xml:space="preserve"> </w:t>
+      </w:r>
+      <w:r>
+        <w:rPr>
+          <w:b/>
+          <w:bCs/>
+        </w:rPr>
+        <w:t xml:space="preserve">≤ today’s price</w:t>
+      </w:r>
+      <w:r>
+        <w:t xml:space="preserve">, looking back. Keep a</w:t>
+      </w:r>
+      <w:r>
+        <w:t xml:space="preserve"> </w:t>
+      </w:r>
+      <w:r>
+        <w:rPr>
+          <w:b/>
+          <w:bCs/>
+        </w:rPr>
+        <w:t xml:space="preserve">decreasing</w:t>
+      </w:r>
+      <w:r>
+        <w:t xml:space="preserve"> </w:t>
+      </w:r>
+      <w:r>
+        <w:t xml:space="preserve">stack of indices;</w:t>
+      </w:r>
+      <w:r>
+        <w:t xml:space="preserve"> </w:t>
+      </w:r>
+      <w:r>
+        <w:t xml:space="preserve">when today is ≥ the top’s price, pop it (those days are covered by today).</w:t>
+      </w:r>
+    </w:p>
+    <w:p>
+      <w:pPr>
+        <w:pStyle w:val="SourceCode"/>
+      </w:pPr>
+      <w:r>
+        <w:rPr>
+          <w:rStyle w:val="VerbatimChar"/>
+        </w:rPr>
+        <w:t xml:space="preserve"># Stock span                                 Time O(n), Space O(n)</w:t>
+      </w:r>
+      <w:r>
+        <w:br/>
+      </w:r>
+      <w:r>
+        <w:rPr>
+          <w:rStyle w:val="VerbatimChar"/>
+        </w:rPr>
+        <w:t xml:space="preserve">stack = []          # indices, prices strictly decreasing</w:t>
+      </w:r>
+      <w:r>
+        <w:br/>
+      </w:r>
+      <w:r>
+        <w:rPr>
+          <w:rStyle w:val="VerbatimChar"/>
+        </w:rPr>
+        <w:t xml:space="preserve">for i in 0..n-1:</w:t>
+      </w:r>
+      <w:r>
+        <w:br/>
+      </w:r>
+      <w:r>
+        <w:rPr>
+          <w:rStyle w:val="VerbatimChar"/>
+        </w:rPr>
+        <w:t xml:space="preserve">    while stack and price[stack.top] &lt;= price[i]:</w:t>
+      </w:r>
+      <w:r>
+        <w:br/>
+      </w:r>
+      <w:r>
+        <w:rPr>
+          <w:rStyle w:val="VerbatimChar"/>
+        </w:rPr>
+        <w:t xml:space="preserve">        stack.pop()</w:t>
+      </w:r>
+      <w:r>
+        <w:br/>
+      </w:r>
+      <w:r>
+        <w:rPr>
+          <w:rStyle w:val="VerbatimChar"/>
+        </w:rPr>
+        <w:t xml:space="preserve">    span[i] = (stack empty) ? (i + 1) : (i - stack.top)</w:t>
+      </w:r>
+      <w:r>
+        <w:br/>
+      </w:r>
+      <w:r>
+        <w:rPr>
+          <w:rStyle w:val="VerbatimChar"/>
+        </w:rPr>
+        <w:t xml:space="preserve">    stack.push(i)</w:t>
+      </w:r>
+      <w:r>
+        <w:br/>
+      </w:r>
+      <w:r>
+        <w:br/>
+      </w:r>
+      <w:r>
+        <w:rPr>
+          <w:rStyle w:val="VerbatimChar"/>
+        </w:rPr>
+        <w:t xml:space="preserve"># prices = [100, 80, 60, 70, 60, 75, 85]</w:t>
+      </w:r>
+      <w:r>
+        <w:br/>
+      </w:r>
+      <w:r>
+        <w:rPr>
+          <w:rStyle w:val="VerbatimChar"/>
+        </w:rPr>
+        <w:t xml:space="preserve"># spans   = [  1,  1,  1,  2,  1,  4,  6]</w:t>
+      </w:r>
+    </w:p>
+    <w:p>
+      <w:pPr>
+        <w:pStyle w:val="FirstParagraph"/>
+      </w:pPr>
+      <w:r>
+        <w:t xml:space="preserve">Day with price 75 pops 60, 70, 60 → span reaches back 4 days; then 85 pops 75</w:t>
+      </w:r>
+      <w:r>
+        <w:t xml:space="preserve"> </w:t>
+      </w:r>
+      <w:r>
+        <w:t xml:space="preserve">too → span 6.</w:t>
+      </w:r>
+    </w:p>
+    <w:bookmarkEnd w:id="50"/>
+    <w:bookmarkStart w:id="51" w:name="mcqs-4"/>
     <w:p>
       <w:pPr>
         <w:pStyle w:val="Heading3"/>
@@ -2571,7 +3767,7 @@
         <w:pStyle w:val="Compact"/>
         <w:numPr>
           <w:ilvl w:val="0"/>
-          <w:numId w:val="1010"/>
+          <w:numId w:val="1014"/>
         </w:numPr>
       </w:pPr>
       <w:r>
@@ -2599,7 +3795,7 @@
         <w:pStyle w:val="Compact"/>
         <w:numPr>
           <w:ilvl w:val="0"/>
-          <w:numId w:val="1010"/>
+          <w:numId w:val="1014"/>
         </w:numPr>
       </w:pPr>
       <w:r>
@@ -2628,8 +3824,8 @@
         <w:t xml:space="preserve">.</w:t>
       </w:r>
     </w:p>
-    <w:bookmarkEnd w:id="45"/>
-    <w:bookmarkStart w:id="46" w:name="problems-2"/>
+    <w:bookmarkEnd w:id="51"/>
+    <w:bookmarkStart w:id="52" w:name="problems-2"/>
     <w:p>
       <w:pPr>
         <w:pStyle w:val="Heading3"/>
@@ -2643,7 +3839,7 @@
         <w:pStyle w:val="Compact"/>
         <w:numPr>
           <w:ilvl w:val="0"/>
-          <w:numId w:val="1011"/>
+          <w:numId w:val="1015"/>
         </w:numPr>
       </w:pPr>
       <w:r>
@@ -2663,9 +3859,9 @@
         </w:pict>
       </w:r>
     </w:p>
-    <w:bookmarkEnd w:id="46"/>
-    <w:bookmarkEnd w:id="47"/>
-    <w:bookmarkStart w:id="56" w:name="X6a5d52546ae81ebbbdc40ac03b0fa2b4540f303"/>
+    <w:bookmarkEnd w:id="52"/>
+    <w:bookmarkEnd w:id="53"/>
+    <w:bookmarkStart w:id="62" w:name="X6a5d52546ae81ebbbdc40ac03b0fa2b4540f303"/>
     <w:p>
       <w:pPr>
         <w:pStyle w:val="Heading2"/>
@@ -2674,7 +3870,7 @@
         <w:t xml:space="preserve">5.5 Largest Rectangle in Histogram (a hard favourite)</w:t>
       </w:r>
     </w:p>
-    <w:bookmarkStart w:id="51" w:name="problem-1"/>
+    <w:bookmarkStart w:id="57" w:name="problem-1"/>
     <w:p>
       <w:pPr>
         <w:pStyle w:val="Heading3"/>
@@ -2706,18 +3902,18 @@
           <wp:inline>
             <wp:extent cx="5334000" cy="3076407"/>
             <wp:effectExtent b="0" l="0" r="0" t="0"/>
-            <wp:docPr descr="Largest rectangle in histogram: heights [2,1,5,6,2,3]; the best rectangle is height 5 across two bars = area 10." title="" id="49" name="Picture"/>
+            <wp:docPr descr="Largest rectangle in histogram: heights [2,1,5,6,2,3]; the best rectangle is height 5 across two bars = area 10." title="" id="55" name="Picture"/>
             <a:graphic>
               <a:graphicData uri="http://schemas.openxmlformats.org/drawingml/2006/picture">
                 <pic:pic>
                   <pic:nvPicPr>
-                    <pic:cNvPr descr="images/47_histogram.png" id="50" name="Picture"/>
+                    <pic:cNvPr descr="images/47_histogram.png" id="56" name="Picture"/>
                     <pic:cNvPicPr>
                       <a:picLocks noChangeArrowheads="1" noChangeAspect="1"/>
                     </pic:cNvPicPr>
                   </pic:nvPicPr>
                   <pic:blipFill>
-                    <a:blip r:embed="rId48"/>
+                    <a:blip r:embed="rId54"/>
                     <a:stretch>
                       <a:fillRect/>
                     </a:stretch>
@@ -2752,8 +3948,8 @@
         <w:t xml:space="preserve">Largest rectangle in histogram: heights [2,1,5,6,2,3]; the best rectangle is height 5 across two bars = area 10.</w:t>
       </w:r>
     </w:p>
-    <w:bookmarkEnd w:id="51"/>
-    <w:bookmarkStart w:id="52" w:name="idea-why-a-stack"/>
+    <w:bookmarkEnd w:id="57"/>
+    <w:bookmarkStart w:id="58" w:name="idea-why-a-stack"/>
     <w:p>
       <w:pPr>
         <w:pStyle w:val="Heading3"/>
@@ -2935,7 +4131,7 @@
         <w:pStyle w:val="Compact"/>
         <w:numPr>
           <w:ilvl w:val="0"/>
-          <w:numId w:val="1012"/>
+          <w:numId w:val="1016"/>
         </w:numPr>
       </w:pPr>
       <w:r>
@@ -2962,7 +4158,7 @@
         <w:pStyle w:val="Compact"/>
         <w:numPr>
           <w:ilvl w:val="0"/>
-          <w:numId w:val="1012"/>
+          <w:numId w:val="1016"/>
         </w:numPr>
       </w:pPr>
       <w:r>
@@ -2991,8 +4187,8 @@
         <w:t xml:space="preserve">trick row by row.</w:t>
       </w:r>
     </w:p>
-    <w:bookmarkEnd w:id="52"/>
-    <w:bookmarkStart w:id="53" w:name="dry-run-heights-215623-answer-10"/>
+    <w:bookmarkEnd w:id="58"/>
+    <w:bookmarkStart w:id="59" w:name="dry-run-heights-215623-answer-10"/>
     <w:p>
       <w:pPr>
         <w:pStyle w:val="Heading3"/>
@@ -3042,8 +4238,8 @@
         <w:t xml:space="preserve">bars 5 and 6.</w:t>
       </w:r>
     </w:p>
-    <w:bookmarkEnd w:id="53"/>
-    <w:bookmarkStart w:id="54" w:name="mcqs-4"/>
+    <w:bookmarkEnd w:id="59"/>
+    <w:bookmarkStart w:id="60" w:name="mcqs-5"/>
     <w:p>
       <w:pPr>
         <w:pStyle w:val="Heading3"/>
@@ -3057,7 +4253,7 @@
         <w:pStyle w:val="Compact"/>
         <w:numPr>
           <w:ilvl w:val="0"/>
-          <w:numId w:val="1013"/>
+          <w:numId w:val="1017"/>
         </w:numPr>
       </w:pPr>
       <w:r>
@@ -3085,7 +4281,7 @@
         <w:pStyle w:val="Compact"/>
         <w:numPr>
           <w:ilvl w:val="0"/>
-          <w:numId w:val="1013"/>
+          <w:numId w:val="1017"/>
         </w:numPr>
       </w:pPr>
       <w:r>
@@ -3108,8 +4304,8 @@
         <w:t xml:space="preserve">the remaining bars.</w:t>
       </w:r>
     </w:p>
-    <w:bookmarkEnd w:id="54"/>
-    <w:bookmarkStart w:id="55" w:name="problems-3"/>
+    <w:bookmarkEnd w:id="60"/>
+    <w:bookmarkStart w:id="61" w:name="problems-3"/>
     <w:p>
       <w:pPr>
         <w:pStyle w:val="Heading3"/>
@@ -3123,7 +4319,7 @@
         <w:pStyle w:val="Compact"/>
         <w:numPr>
           <w:ilvl w:val="0"/>
-          <w:numId w:val="1014"/>
+          <w:numId w:val="1018"/>
         </w:numPr>
       </w:pPr>
       <w:r>
@@ -3137,9 +4333,9 @@
         </w:pict>
       </w:r>
     </w:p>
-    <w:bookmarkEnd w:id="55"/>
-    <w:bookmarkEnd w:id="56"/>
-    <w:bookmarkStart w:id="64" w:name="trapping-rain-water-stack-two-pointer"/>
+    <w:bookmarkEnd w:id="61"/>
+    <w:bookmarkEnd w:id="62"/>
+    <w:bookmarkStart w:id="70" w:name="trapping-rain-water-stack-two-pointer"/>
     <w:p>
       <w:pPr>
         <w:pStyle w:val="Heading2"/>
@@ -3148,7 +4344,7 @@
         <w:t xml:space="preserve">5.6 Trapping Rain Water (stack / two-pointer)</w:t>
       </w:r>
     </w:p>
-    <w:bookmarkStart w:id="60" w:name="problem-2"/>
+    <w:bookmarkStart w:id="66" w:name="problem-2"/>
     <w:p>
       <w:pPr>
         <w:pStyle w:val="Heading3"/>
@@ -3180,18 +4376,18 @@
           <wp:inline>
             <wp:extent cx="5334000" cy="2959434"/>
             <wp:effectExtent b="0" l="0" r="0" t="0"/>
-            <wp:docPr descr="Trapping rain water: water above each bar = min(highest left, highest right) − its own height; total = 6." title="" id="58" name="Picture"/>
+            <wp:docPr descr="Trapping rain water: water above each bar = min(highest left, highest right) − its own height; total = 6." title="" id="64" name="Picture"/>
             <a:graphic>
               <a:graphicData uri="http://schemas.openxmlformats.org/drawingml/2006/picture">
                 <pic:pic>
                   <pic:nvPicPr>
-                    <pic:cNvPr descr="images/48_trapping_rain.png" id="59" name="Picture"/>
+                    <pic:cNvPr descr="images/48_trapping_rain.png" id="65" name="Picture"/>
                     <pic:cNvPicPr>
                       <a:picLocks noChangeArrowheads="1" noChangeAspect="1"/>
                     </pic:cNvPicPr>
                   </pic:nvPicPr>
                   <pic:blipFill>
-                    <a:blip r:embed="rId57"/>
+                    <a:blip r:embed="rId63"/>
                     <a:stretch>
                       <a:fillRect/>
                     </a:stretch>
@@ -3226,8 +4422,8 @@
         <w:t xml:space="preserve">Trapping rain water: water above each bar = min(highest left, highest right) − its own height; total = 6.</w:t>
       </w:r>
     </w:p>
-    <w:bookmarkEnd w:id="60"/>
-    <w:bookmarkStart w:id="61" w:name="key-formula"/>
+    <w:bookmarkEnd w:id="66"/>
+    <w:bookmarkStart w:id="67" w:name="key-formula"/>
     <w:p>
       <w:pPr>
         <w:pStyle w:val="Heading3"/>
@@ -3388,483 +4584,6 @@
           <w:rStyle w:val="VerbatimChar"/>
         </w:rPr>
         <w:t xml:space="preserve">        rightMax = max(rightMax, h[R]); water += rightMax - h[R]; R -= 1</w:t>
-      </w:r>
-    </w:p>
-    <w:p>
-      <w:pPr>
-        <w:pStyle w:val="Compact"/>
-        <w:numPr>
-          <w:ilvl w:val="0"/>
-          <w:numId w:val="1015"/>
-        </w:numPr>
-      </w:pPr>
-      <w:r>
-        <w:t xml:space="preserve">A</w:t>
-      </w:r>
-      <w:r>
-        <w:t xml:space="preserve"> </w:t>
-      </w:r>
-      <w:r>
-        <w:rPr>
-          <w:b/>
-          <w:bCs/>
-        </w:rPr>
-        <w:t xml:space="preserve">monotonic stack</w:t>
-      </w:r>
-      <w:r>
-        <w:t xml:space="preserve"> </w:t>
-      </w:r>
-      <w:r>
-        <w:t xml:space="preserve">also solves it (add water layer by layer as bars pop).</w:t>
-      </w:r>
-    </w:p>
-    <w:p>
-      <w:pPr>
-        <w:pStyle w:val="Compact"/>
-        <w:numPr>
-          <w:ilvl w:val="0"/>
-          <w:numId w:val="1015"/>
-        </w:numPr>
-      </w:pPr>
-      <w:r>
-        <w:t xml:space="preserve">The</w:t>
-      </w:r>
-      <w:r>
-        <w:t xml:space="preserve"> </w:t>
-      </w:r>
-      <w:r>
-        <w:rPr>
-          <w:b/>
-          <w:bCs/>
-        </w:rPr>
-        <w:t xml:space="preserve">two-pointer</w:t>
-      </w:r>
-      <w:r>
-        <w:t xml:space="preserve"> </w:t>
-      </w:r>
-      <w:r>
-        <w:t xml:space="preserve">version is the cleanest: O(n) time, O(1) space.</w:t>
-      </w:r>
-    </w:p>
-    <w:bookmarkEnd w:id="61"/>
-    <w:bookmarkStart w:id="62" w:name="mcqs-5"/>
-    <w:p>
-      <w:pPr>
-        <w:pStyle w:val="Heading3"/>
-      </w:pPr>
-      <w:r>
-        <w:t xml:space="preserve">MCQs</w:t>
-      </w:r>
-    </w:p>
-    <w:p>
-      <w:pPr>
-        <w:pStyle w:val="Compact"/>
-        <w:numPr>
-          <w:ilvl w:val="0"/>
-          <w:numId w:val="1016"/>
-        </w:numPr>
-      </w:pPr>
-      <w:r>
-        <w:t xml:space="preserve">Water above bar i? →</w:t>
-      </w:r>
-      <w:r>
-        <w:t xml:space="preserve"> </w:t>
-      </w:r>
-      <w:r>
-        <w:rPr>
-          <w:rStyle w:val="VerbatimChar"/>
-        </w:rPr>
-        <w:t xml:space="preserve">min(leftMax, rightMax) − h[i]</w:t>
-      </w:r>
-      <w:r>
-        <w:t xml:space="preserve">.</w:t>
-      </w:r>
-    </w:p>
-    <w:p>
-      <w:pPr>
-        <w:pStyle w:val="Compact"/>
-        <w:numPr>
-          <w:ilvl w:val="0"/>
-          <w:numId w:val="1016"/>
-        </w:numPr>
-      </w:pPr>
-      <w:r>
-        <w:t xml:space="preserve">Optimal space for trapping rain water? →</w:t>
-      </w:r>
-      <w:r>
-        <w:t xml:space="preserve"> </w:t>
-      </w:r>
-      <w:r>
-        <w:rPr>
-          <w:b/>
-          <w:bCs/>
-        </w:rPr>
-        <w:t xml:space="preserve">O(1)</w:t>
-      </w:r>
-      <w:r>
-        <w:t xml:space="preserve"> </w:t>
-      </w:r>
-      <w:r>
-        <w:t xml:space="preserve">(two pointers).</w:t>
-      </w:r>
-    </w:p>
-    <w:bookmarkEnd w:id="62"/>
-    <w:bookmarkStart w:id="63" w:name="problems-4"/>
-    <w:p>
-      <w:pPr>
-        <w:pStyle w:val="Heading3"/>
-      </w:pPr>
-      <w:r>
-        <w:t xml:space="preserve">Problems</w:t>
-      </w:r>
-    </w:p>
-    <w:p>
-      <w:pPr>
-        <w:pStyle w:val="Compact"/>
-        <w:numPr>
-          <w:ilvl w:val="0"/>
-          <w:numId w:val="1017"/>
-        </w:numPr>
-      </w:pPr>
-      <w:r>
-        <w:t xml:space="preserve">Trapping Rain Water (42); Container With Most Water (11 — two pointers,</w:t>
-      </w:r>
-      <w:r>
-        <w:t xml:space="preserve"> </w:t>
-      </w:r>
-      <w:r>
-        <w:t xml:space="preserve">Module 2).</w:t>
-      </w:r>
-    </w:p>
-    <w:p>
-      <w:r>
-        <w:pict>
-          <v:rect style="width:0;height:1.5pt" o:hralign="center" o:hrstd="t" o:hr="t"/>
-        </w:pict>
-      </w:r>
-    </w:p>
-    <w:bookmarkEnd w:id="63"/>
-    <w:bookmarkEnd w:id="64"/>
-    <w:bookmarkStart w:id="67" w:name="X571ddee858c5a8e7f0ee61b473ebd6e344494fd"/>
-    <w:p>
-      <w:pPr>
-        <w:pStyle w:val="Heading2"/>
-      </w:pPr>
-      <w:r>
-        <w:t xml:space="preserve">5.7 Min Stack — getMin() in O(1) (a common design question)</w:t>
-      </w:r>
-    </w:p>
-    <w:bookmarkStart w:id="65" w:name="problem-3"/>
-    <w:p>
-      <w:pPr>
-        <w:pStyle w:val="Heading3"/>
-      </w:pPr>
-      <w:r>
-        <w:t xml:space="preserve">Problem</w:t>
-      </w:r>
-    </w:p>
-    <w:p>
-      <w:pPr>
-        <w:pStyle w:val="FirstParagraph"/>
-      </w:pPr>
-      <w:r>
-        <w:t xml:space="preserve">Design a stack that also returns its</w:t>
-      </w:r>
-      <w:r>
-        <w:t xml:space="preserve"> </w:t>
-      </w:r>
-      <w:r>
-        <w:rPr>
-          <w:b/>
-          <w:bCs/>
-        </w:rPr>
-        <w:t xml:space="preserve">minimum</w:t>
-      </w:r>
-      <w:r>
-        <w:t xml:space="preserve"> </w:t>
-      </w:r>
-      <w:r>
-        <w:t xml:space="preserve">element in</w:t>
-      </w:r>
-      <w:r>
-        <w:t xml:space="preserve"> </w:t>
-      </w:r>
-      <w:r>
-        <w:rPr>
-          <w:b/>
-          <w:bCs/>
-        </w:rPr>
-        <w:t xml:space="preserve">O(1)</w:t>
-      </w:r>
-      <w:r>
-        <w:t xml:space="preserve">, alongside</w:t>
-      </w:r>
-      <w:r>
-        <w:t xml:space="preserve"> </w:t>
-      </w:r>
-      <w:r>
-        <w:t xml:space="preserve">normal push/pop/top in O(1).</w:t>
-      </w:r>
-    </w:p>
-    <w:bookmarkEnd w:id="65"/>
-    <w:bookmarkStart w:id="66" w:name="idea-1"/>
-    <w:p>
-      <w:pPr>
-        <w:pStyle w:val="Heading3"/>
-      </w:pPr>
-      <w:r>
-        <w:t xml:space="preserve">Idea</w:t>
-      </w:r>
-    </w:p>
-    <w:p>
-      <w:pPr>
-        <w:pStyle w:val="FirstParagraph"/>
-      </w:pPr>
-      <w:r>
-        <w:t xml:space="preserve">A normal stack can’t find its min without scanning (O(n)). The trick: keep a</w:t>
-      </w:r>
-      <w:r>
-        <w:t xml:space="preserve"> </w:t>
-      </w:r>
-      <w:r>
-        <w:rPr>
-          <w:b/>
-          <w:bCs/>
-        </w:rPr>
-        <w:t xml:space="preserve">second stack</w:t>
-      </w:r>
-      <w:r>
-        <w:t xml:space="preserve"> </w:t>
-      </w:r>
-      <w:r>
-        <w:t xml:space="preserve">that, at every level, stores the</w:t>
-      </w:r>
-      <w:r>
-        <w:t xml:space="preserve"> </w:t>
-      </w:r>
-      <w:r>
-        <w:rPr>
-          <w:b/>
-          <w:bCs/>
-        </w:rPr>
-        <w:t xml:space="preserve">minimum so far</w:t>
-      </w:r>
-      <w:r>
-        <w:t xml:space="preserve">. When you</w:t>
-      </w:r>
-      <w:r>
-        <w:t xml:space="preserve"> </w:t>
-      </w:r>
-      <w:r>
-        <w:t xml:space="preserve">push</w:t>
-      </w:r>
-      <w:r>
-        <w:t xml:space="preserve"> </w:t>
-      </w:r>
-      <w:r>
-        <w:rPr>
-          <w:rStyle w:val="VerbatimChar"/>
-        </w:rPr>
-        <w:t xml:space="preserve">x</w:t>
-      </w:r>
-      <w:r>
-        <w:t xml:space="preserve">, also push</w:t>
-      </w:r>
-      <w:r>
-        <w:t xml:space="preserve"> </w:t>
-      </w:r>
-      <w:r>
-        <w:rPr>
-          <w:rStyle w:val="VerbatimChar"/>
-        </w:rPr>
-        <w:t xml:space="preserve">min(x, currentMin)</w:t>
-      </w:r>
-      <w:r>
-        <w:t xml:space="preserve">. Now the min stack’s top is always the</w:t>
-      </w:r>
-      <w:r>
-        <w:t xml:space="preserve"> </w:t>
-      </w:r>
-      <w:r>
-        <w:t xml:space="preserve">overall minimum.</w:t>
-      </w:r>
-    </w:p>
-    <w:p>
-      <w:pPr>
-        <w:pStyle w:val="SourceCode"/>
-      </w:pPr>
-      <w:r>
-        <w:rPr>
-          <w:rStyle w:val="VerbatimChar"/>
-        </w:rPr>
-        <w:t xml:space="preserve"># OPTIMAL                                    All operations O(1), Space O(n)</w:t>
-      </w:r>
-      <w:r>
-        <w:br/>
-      </w:r>
-      <w:r>
-        <w:rPr>
-          <w:rStyle w:val="VerbatimChar"/>
-        </w:rPr>
-        <w:t xml:space="preserve">push(x):</w:t>
-      </w:r>
-      <w:r>
-        <w:br/>
-      </w:r>
-      <w:r>
-        <w:rPr>
-          <w:rStyle w:val="VerbatimChar"/>
-        </w:rPr>
-        <w:t xml:space="preserve">    stack.push(x)</w:t>
-      </w:r>
-      <w:r>
-        <w:br/>
-      </w:r>
-      <w:r>
-        <w:rPr>
-          <w:rStyle w:val="VerbatimChar"/>
-        </w:rPr>
-        <w:t xml:space="preserve">    minStack.push( x if minStack empty else min(x, minStack.top) )</w:t>
-      </w:r>
-      <w:r>
-        <w:br/>
-      </w:r>
-      <w:r>
-        <w:rPr>
-          <w:rStyle w:val="VerbatimChar"/>
-        </w:rPr>
-        <w:t xml:space="preserve">pop():</w:t>
-      </w:r>
-      <w:r>
-        <w:br/>
-      </w:r>
-      <w:r>
-        <w:rPr>
-          <w:rStyle w:val="VerbatimChar"/>
-        </w:rPr>
-        <w:t xml:space="preserve">    stack.pop(); minStack.pop()</w:t>
-      </w:r>
-      <w:r>
-        <w:br/>
-      </w:r>
-      <w:r>
-        <w:rPr>
-          <w:rStyle w:val="VerbatimChar"/>
-        </w:rPr>
-        <w:t xml:space="preserve">top():    return stack.top</w:t>
-      </w:r>
-      <w:r>
-        <w:br/>
-      </w:r>
-      <w:r>
-        <w:rPr>
-          <w:rStyle w:val="VerbatimChar"/>
-        </w:rPr>
-        <w:t xml:space="preserve">getMin(): return minStack.top</w:t>
-      </w:r>
-    </w:p>
-    <w:p>
-      <w:pPr>
-        <w:pStyle w:val="BlockText"/>
-      </w:pPr>
-      <w:r>
-        <w:rPr>
-          <w:b/>
-          <w:bCs/>
-        </w:rPr>
-        <w:t xml:space="preserve">Memory hook:</w:t>
-      </w:r>
-      <w:r>
-        <w:t xml:space="preserve"> </w:t>
-      </w:r>
-      <w:r>
-        <w:t xml:space="preserve">carry a</w:t>
-      </w:r>
-      <w:r>
-        <w:t xml:space="preserve"> </w:t>
-      </w:r>
-      <w:r>
-        <w:t xml:space="preserve">“best score so far”</w:t>
-      </w:r>
-      <w:r>
-        <w:t xml:space="preserve"> </w:t>
-      </w:r>
-      <w:r>
-        <w:t xml:space="preserve">sticker on every plate — the top</w:t>
-      </w:r>
-      <w:r>
-        <w:t xml:space="preserve"> </w:t>
-      </w:r>
-      <w:r>
-        <w:t xml:space="preserve">sticker always shows the current minimum.</w:t>
-      </w:r>
-    </w:p>
-    <w:p>
-      <w:pPr>
-        <w:pStyle w:val="Compact"/>
-        <w:numPr>
-          <w:ilvl w:val="0"/>
-          <w:numId w:val="1018"/>
-        </w:numPr>
-      </w:pPr>
-      <w:r>
-        <w:rPr>
-          <w:b/>
-          <w:bCs/>
-        </w:rPr>
-        <w:t xml:space="preserve">Variation:</w:t>
-      </w:r>
-      <w:r>
-        <w:t xml:space="preserve"> </w:t>
-      </w:r>
-      <w:r>
-        <w:t xml:space="preserve">store only when a new min appears (saves space), popping the min</w:t>
-      </w:r>
-      <w:r>
-        <w:t xml:space="preserve"> </w:t>
-      </w:r>
-      <w:r>
-        <w:t xml:space="preserve">stack only when the popped value equals the current min.</w:t>
-      </w:r>
-    </w:p>
-    <w:p>
-      <w:pPr>
-        <w:pStyle w:val="Compact"/>
-        <w:numPr>
-          <w:ilvl w:val="0"/>
-          <w:numId w:val="1018"/>
-        </w:numPr>
-      </w:pPr>
-      <w:r>
-        <w:rPr>
-          <w:b/>
-          <w:bCs/>
-        </w:rPr>
-        <w:t xml:space="preserve">Problems:</w:t>
-      </w:r>
-      <w:r>
-        <w:t xml:space="preserve"> </w:t>
-      </w:r>
-      <w:r>
-        <w:t xml:space="preserve">Min Stack (LC 155); Max Stack (LC 716).</w:t>
-      </w:r>
-    </w:p>
-    <w:p>
-      <w:r>
-        <w:pict>
-          <v:rect style="width:0;height:1.5pt" o:hralign="center" o:hrstd="t" o:hr="t"/>
-        </w:pict>
-      </w:r>
-    </w:p>
-    <w:bookmarkEnd w:id="66"/>
-    <w:bookmarkEnd w:id="67"/>
-    <w:bookmarkStart w:id="68" w:name="module-5-concept-review-one-page"/>
-    <w:p>
-      <w:pPr>
-        <w:pStyle w:val="Heading2"/>
-      </w:pPr>
-      <w:r>
-        <w:t xml:space="preserve">Module 5 — Concept Review (one page)</w:t>
       </w:r>
     </w:p>
     <w:p>
@@ -3876,20 +4595,23 @@
         </w:numPr>
       </w:pPr>
       <w:r>
-        <w:rPr>
-          <w:b/>
-          <w:bCs/>
-        </w:rPr>
-        <w:t xml:space="preserve">Stack = LIFO</w:t>
-      </w:r>
-      <w:r>
-        <w:t xml:space="preserve">; push/pop/peek are O(1); used by call stack, undo, DFS,</w:t>
-      </w:r>
-      <w:r>
-        <w:t xml:space="preserve"> </w:t>
-      </w:r>
-      <w:r>
-        <w:t xml:space="preserve">expression evaluation.</w:t>
+        <w:t xml:space="preserve">A</w:t>
+      </w:r>
+      <w:r>
+        <w:t xml:space="preserve"> </w:t>
+      </w:r>
+      <w:r>
+        <w:rPr>
+          <w:b/>
+          <w:bCs/>
+        </w:rPr>
+        <w:t xml:space="preserve">monotonic stack</w:t>
+      </w:r>
+      <w:r>
+        <w:t xml:space="preserve"> </w:t>
+      </w:r>
+      <w:r>
+        <w:t xml:space="preserve">also solves it (add water layer by layer as bars pop).</w:t>
       </w:r>
     </w:p>
     <w:p>
@@ -3901,164 +4623,33 @@
         </w:numPr>
       </w:pPr>
       <w:r>
-        <w:rPr>
-          <w:b/>
-          <w:bCs/>
-        </w:rPr>
-        <w:t xml:space="preserve">Valid parentheses:</w:t>
-      </w:r>
-      <w:r>
-        <w:t xml:space="preserve"> </w:t>
-      </w:r>
-      <w:r>
-        <w:t xml:space="preserve">push openers, match+pop on closers, end empty.</w:t>
-      </w:r>
-    </w:p>
-    <w:p>
-      <w:pPr>
-        <w:pStyle w:val="Compact"/>
-        <w:numPr>
-          <w:ilvl w:val="0"/>
-          <w:numId w:val="1019"/>
-        </w:numPr>
-      </w:pPr>
-      <w:r>
-        <w:rPr>
-          <w:b/>
-          <w:bCs/>
-        </w:rPr>
-        <w:t xml:space="preserve">Expressions:</w:t>
-      </w:r>
-      <w:r>
-        <w:t xml:space="preserve"> </w:t>
-      </w:r>
-      <w:r>
-        <w:t xml:space="preserve">postfix needs no brackets → evaluate with one stack pass;</w:t>
-      </w:r>
-      <w:r>
-        <w:t xml:space="preserve"> </w:t>
-      </w:r>
-      <w:r>
-        <w:t xml:space="preserve">infix→postfix via Shunting-Yard.</w:t>
-      </w:r>
-    </w:p>
-    <w:p>
-      <w:pPr>
-        <w:pStyle w:val="Compact"/>
-        <w:numPr>
-          <w:ilvl w:val="0"/>
-          <w:numId w:val="1019"/>
-        </w:numPr>
-      </w:pPr>
-      <w:r>
-        <w:rPr>
-          <w:b/>
-          <w:bCs/>
-        </w:rPr>
-        <w:t xml:space="preserve">Monotonic stack:</w:t>
-      </w:r>
-      <w:r>
-        <w:t xml:space="preserve"> </w:t>
-      </w:r>
-      <w:r>
-        <w:t xml:space="preserve">keep increasing/decreasing order; each element pushed/</w:t>
-      </w:r>
-      <w:r>
-        <w:t xml:space="preserve"> </w:t>
-      </w:r>
-      <w:r>
-        <w:t xml:space="preserve">popped once →</w:t>
-      </w:r>
-      <w:r>
-        <w:t xml:space="preserve"> </w:t>
-      </w:r>
-      <w:r>
-        <w:rPr>
-          <w:b/>
-          <w:bCs/>
-        </w:rPr>
-        <w:t xml:space="preserve">O(n)</w:t>
-      </w:r>
-      <w:r>
-        <w:t xml:space="preserve">. Solves next greater/smaller, stock span, daily</w:t>
-      </w:r>
-      <w:r>
-        <w:t xml:space="preserve"> </w:t>
-      </w:r>
-      <w:r>
-        <w:t xml:space="preserve">temperatures.</w:t>
-      </w:r>
-    </w:p>
-    <w:p>
-      <w:pPr>
-        <w:pStyle w:val="Compact"/>
-        <w:numPr>
-          <w:ilvl w:val="0"/>
-          <w:numId w:val="1019"/>
-        </w:numPr>
-      </w:pPr>
-      <w:r>
-        <w:rPr>
-          <w:b/>
-          <w:bCs/>
-        </w:rPr>
-        <w:t xml:space="preserve">Largest rectangle in histogram:</w:t>
-      </w:r>
-      <w:r>
-        <w:t xml:space="preserve"> </w:t>
-      </w:r>
-      <w:r>
-        <w:t xml:space="preserve">increasing stack, O(n); push a final 0 to</w:t>
-      </w:r>
-      <w:r>
-        <w:t xml:space="preserve"> </w:t>
-      </w:r>
-      <w:r>
-        <w:t xml:space="preserve">flush.</w:t>
-      </w:r>
-    </w:p>
-    <w:p>
-      <w:pPr>
-        <w:pStyle w:val="Compact"/>
-        <w:numPr>
-          <w:ilvl w:val="0"/>
-          <w:numId w:val="1019"/>
-        </w:numPr>
-      </w:pPr>
-      <w:r>
-        <w:rPr>
-          <w:b/>
-          <w:bCs/>
-        </w:rPr>
-        <w:t xml:space="preserve">Trapping rain water:</w:t>
-      </w:r>
-      <w:r>
-        <w:t xml:space="preserve"> </w:t>
-      </w:r>
-      <w:r>
-        <w:rPr>
-          <w:rStyle w:val="VerbatimChar"/>
-        </w:rPr>
-        <w:t xml:space="preserve">min(leftMax, rightMax) − h</w:t>
-      </w:r>
-      <w:r>
-        <w:t xml:space="preserve">; best with two pointers</w:t>
-      </w:r>
-      <w:r>
-        <w:t xml:space="preserve"> </w:t>
-      </w:r>
-      <w:r>
-        <w:t xml:space="preserve">O(1) space.</w:t>
-      </w:r>
-    </w:p>
-    <w:bookmarkEnd w:id="68"/>
-    <w:bookmarkStart w:id="69" w:name="module-5-flash-cards"/>
-    <w:p>
-      <w:pPr>
-        <w:pStyle w:val="Heading2"/>
-      </w:pPr>
-      <w:r>
-        <w:t xml:space="preserve">Module 5 — Flash Cards</w:t>
+        <w:t xml:space="preserve">The</w:t>
+      </w:r>
+      <w:r>
+        <w:t xml:space="preserve"> </w:t>
+      </w:r>
+      <w:r>
+        <w:rPr>
+          <w:b/>
+          <w:bCs/>
+        </w:rPr>
+        <w:t xml:space="preserve">two-pointer</w:t>
+      </w:r>
+      <w:r>
+        <w:t xml:space="preserve"> </w:t>
+      </w:r>
+      <w:r>
+        <w:t xml:space="preserve">version is the cleanest: O(n) time, O(1) space.</w:t>
+      </w:r>
+    </w:p>
+    <w:bookmarkEnd w:id="67"/>
+    <w:bookmarkStart w:id="68" w:name="mcqs-6"/>
+    <w:p>
+      <w:pPr>
+        <w:pStyle w:val="Heading3"/>
+      </w:pPr>
+      <w:r>
+        <w:t xml:space="preserve">MCQs</w:t>
       </w:r>
     </w:p>
     <w:p>
@@ -4070,17 +4661,19 @@
         </w:numPr>
       </w:pPr>
       <w:r>
-        <w:t xml:space="preserve">Q: Stack order &amp; op cost?</w:t>
-      </w:r>
-      <w:r>
-        <w:t xml:space="preserve"> </w:t>
-      </w:r>
-      <w:r>
-        <w:rPr>
-          <w:b/>
-          <w:bCs/>
-        </w:rPr>
-        <w:t xml:space="preserve">A: LIFO; O(1) push/pop/peek.</w:t>
+        <w:t xml:space="preserve">Water above bar i? →</w:t>
+      </w:r>
+      <w:r>
+        <w:t xml:space="preserve"> </w:t>
+      </w:r>
+      <w:r>
+        <w:rPr>
+          <w:rStyle w:val="VerbatimChar"/>
+        </w:rPr>
+        <w:t xml:space="preserve">min(leftMax, rightMax) − h[i]</w:t>
+      </w:r>
+      <w:r>
+        <w:t xml:space="preserve">.</w:t>
       </w:r>
     </w:p>
     <w:p>
@@ -4092,187 +4685,33 @@
         </w:numPr>
       </w:pPr>
       <w:r>
-        <w:t xml:space="preserve">Q: Valid string condition at the end?</w:t>
-      </w:r>
-      <w:r>
-        <w:t xml:space="preserve"> </w:t>
-      </w:r>
-      <w:r>
-        <w:rPr>
-          <w:b/>
-          <w:bCs/>
-        </w:rPr>
-        <w:t xml:space="preserve">A: stack empty.</w:t>
-      </w:r>
-    </w:p>
-    <w:p>
-      <w:pPr>
-        <w:pStyle w:val="Compact"/>
-        <w:numPr>
-          <w:ilvl w:val="0"/>
-          <w:numId w:val="1020"/>
-        </w:numPr>
-      </w:pPr>
-      <w:r>
-        <w:t xml:space="preserve">Q: Postfix evaluation — operator pops how many?</w:t>
-      </w:r>
-      <w:r>
-        <w:t xml:space="preserve"> </w:t>
-      </w:r>
-      <w:r>
-        <w:rPr>
-          <w:b/>
-          <w:bCs/>
-        </w:rPr>
-        <w:t xml:space="preserve">A: two.</w:t>
-      </w:r>
-    </w:p>
-    <w:p>
-      <w:pPr>
-        <w:pStyle w:val="Compact"/>
-        <w:numPr>
-          <w:ilvl w:val="0"/>
-          <w:numId w:val="1020"/>
-        </w:numPr>
-      </w:pPr>
-      <w:r>
-        <w:t xml:space="preserve">Q: Monotonic stack total time &amp; why?</w:t>
-      </w:r>
-      <w:r>
-        <w:t xml:space="preserve"> </w:t>
-      </w:r>
-      <w:r>
-        <w:rPr>
-          <w:b/>
-          <w:bCs/>
-        </w:rPr>
-        <w:t xml:space="preserve">A: O(n); each element pushed/popped once.</w:t>
-      </w:r>
-    </w:p>
-    <w:p>
-      <w:pPr>
-        <w:pStyle w:val="Compact"/>
-        <w:numPr>
-          <w:ilvl w:val="0"/>
-          <w:numId w:val="1020"/>
-        </w:numPr>
-      </w:pPr>
-      <w:r>
-        <w:t xml:space="preserve">Q: Next-greater uses which stack order?</w:t>
-      </w:r>
-      <w:r>
-        <w:t xml:space="preserve"> </w:t>
-      </w:r>
-      <w:r>
-        <w:rPr>
-          <w:b/>
-          <w:bCs/>
-        </w:rPr>
-        <w:t xml:space="preserve">A: decreasing.</w:t>
-      </w:r>
-    </w:p>
-    <w:p>
-      <w:pPr>
-        <w:pStyle w:val="Compact"/>
-        <w:numPr>
-          <w:ilvl w:val="0"/>
-          <w:numId w:val="1020"/>
-        </w:numPr>
-      </w:pPr>
-      <w:r>
-        <w:t xml:space="preserve">Q: Largest rectangle trick?</w:t>
-      </w:r>
-      <w:r>
-        <w:t xml:space="preserve"> </w:t>
-      </w:r>
-      <w:r>
-        <w:rPr>
-          <w:b/>
-          <w:bCs/>
-        </w:rPr>
-        <w:t xml:space="preserve">A: increasing stack + final height 0.</w:t>
-      </w:r>
-    </w:p>
-    <w:p>
-      <w:pPr>
-        <w:pStyle w:val="Compact"/>
-        <w:numPr>
-          <w:ilvl w:val="0"/>
-          <w:numId w:val="1020"/>
-        </w:numPr>
-      </w:pPr>
-      <w:r>
-        <w:t xml:space="preserve">Q: Trapping water optimal space?</w:t>
-      </w:r>
-      <w:r>
-        <w:t xml:space="preserve"> </w:t>
-      </w:r>
-      <w:r>
-        <w:rPr>
-          <w:b/>
-          <w:bCs/>
-        </w:rPr>
-        <w:t xml:space="preserve">A: O(1) two pointers.</w:t>
-      </w:r>
-    </w:p>
-    <w:p>
-      <w:pPr>
-        <w:pStyle w:val="Compact"/>
-        <w:numPr>
-          <w:ilvl w:val="0"/>
-          <w:numId w:val="1020"/>
-        </w:numPr>
-      </w:pPr>
-      <w:r>
-        <w:t xml:space="preserve">Q: getMin() in O(1)?</w:t>
-      </w:r>
-      <w:r>
-        <w:t xml:space="preserve"> </w:t>
-      </w:r>
-      <w:r>
-        <w:rPr>
-          <w:b/>
-          <w:bCs/>
-        </w:rPr>
-        <w:t xml:space="preserve">A: a second</w:t>
-      </w:r>
-      <w:r>
-        <w:rPr>
-          <w:b/>
-          <w:bCs/>
-        </w:rPr>
-        <w:t xml:space="preserve"> </w:t>
-      </w:r>
-      <w:r>
-        <w:rPr>
-          <w:b/>
-          <w:bCs/>
-        </w:rPr>
-        <w:t xml:space="preserve">“min-so-far”</w:t>
-      </w:r>
-      <w:r>
-        <w:rPr>
-          <w:b/>
-          <w:bCs/>
-        </w:rPr>
-        <w:t xml:space="preserve"> </w:t>
-      </w:r>
-      <w:r>
-        <w:rPr>
-          <w:b/>
-          <w:bCs/>
-        </w:rPr>
-        <w:t xml:space="preserve">stack.</w:t>
-      </w:r>
-    </w:p>
-    <w:bookmarkEnd w:id="69"/>
-    <w:bookmarkStart w:id="70" w:name="module-5-pattern-recognition"/>
-    <w:p>
-      <w:pPr>
-        <w:pStyle w:val="Heading2"/>
-      </w:pPr>
-      <w:r>
-        <w:t xml:space="preserve">Module 5 — Pattern Recognition</w:t>
+        <w:t xml:space="preserve">Optimal space for trapping rain water? →</w:t>
+      </w:r>
+      <w:r>
+        <w:t xml:space="preserve"> </w:t>
+      </w:r>
+      <w:r>
+        <w:rPr>
+          <w:b/>
+          <w:bCs/>
+        </w:rPr>
+        <w:t xml:space="preserve">O(1)</w:t>
+      </w:r>
+      <w:r>
+        <w:t xml:space="preserve"> </w:t>
+      </w:r>
+      <w:r>
+        <w:t xml:space="preserve">(two pointers).</w:t>
+      </w:r>
+    </w:p>
+    <w:bookmarkEnd w:id="68"/>
+    <w:bookmarkStart w:id="69" w:name="problems-4"/>
+    <w:p>
+      <w:pPr>
+        <w:pStyle w:val="Heading3"/>
+      </w:pPr>
+      <w:r>
+        <w:t xml:space="preserve">Problems</w:t>
       </w:r>
     </w:p>
     <w:p>
@@ -4284,160 +4723,276 @@
         </w:numPr>
       </w:pPr>
       <w:r>
-        <w:t xml:space="preserve">“Balanced brackets / undo / valid nesting”</w:t>
-      </w:r>
-      <w:r>
-        <w:t xml:space="preserve"> </w:t>
-      </w:r>
-      <w:r>
-        <w:t xml:space="preserve">→</w:t>
-      </w:r>
-      <w:r>
-        <w:t xml:space="preserve"> </w:t>
-      </w:r>
-      <w:r>
-        <w:rPr>
-          <w:b/>
-          <w:bCs/>
-        </w:rPr>
-        <w:t xml:space="preserve">plain stack</w:t>
-      </w:r>
-      <w:r>
-        <w:t xml:space="preserve">.</w:t>
-      </w:r>
-    </w:p>
-    <w:p>
-      <w:pPr>
-        <w:pStyle w:val="Compact"/>
-        <w:numPr>
-          <w:ilvl w:val="0"/>
-          <w:numId w:val="1021"/>
-        </w:numPr>
-      </w:pPr>
-      <w:r>
-        <w:t xml:space="preserve">“Next/previous greater or smaller, span, warmer day”</w:t>
-      </w:r>
-      <w:r>
-        <w:t xml:space="preserve"> </w:t>
-      </w:r>
-      <w:r>
-        <w:t xml:space="preserve">→</w:t>
-      </w:r>
-      <w:r>
-        <w:t xml:space="preserve"> </w:t>
-      </w:r>
-      <w:r>
-        <w:rPr>
-          <w:b/>
-          <w:bCs/>
-        </w:rPr>
-        <w:t xml:space="preserve">monotonic stack</w:t>
-      </w:r>
-      <w:r>
-        <w:t xml:space="preserve">.</w:t>
-      </w:r>
-    </w:p>
-    <w:p>
-      <w:pPr>
-        <w:pStyle w:val="Compact"/>
-        <w:numPr>
-          <w:ilvl w:val="0"/>
-          <w:numId w:val="1021"/>
-        </w:numPr>
-      </w:pPr>
-      <w:r>
-        <w:t xml:space="preserve">“Histogram area / maximal rectangle”</w:t>
-      </w:r>
-      <w:r>
-        <w:t xml:space="preserve"> </w:t>
-      </w:r>
-      <w:r>
-        <w:t xml:space="preserve">→</w:t>
-      </w:r>
-      <w:r>
-        <w:t xml:space="preserve"> </w:t>
-      </w:r>
-      <w:r>
-        <w:rPr>
-          <w:b/>
-          <w:bCs/>
-        </w:rPr>
-        <w:t xml:space="preserve">monotonic (increasing) stack</w:t>
-      </w:r>
-      <w:r>
-        <w:t xml:space="preserve">.</w:t>
-      </w:r>
-    </w:p>
-    <w:p>
-      <w:pPr>
-        <w:pStyle w:val="Compact"/>
-        <w:numPr>
-          <w:ilvl w:val="0"/>
-          <w:numId w:val="1021"/>
-        </w:numPr>
-      </w:pPr>
-      <w:r>
-        <w:t xml:space="preserve">“Trap water / two walls”</w:t>
-      </w:r>
-      <w:r>
-        <w:t xml:space="preserve"> </w:t>
-      </w:r>
-      <w:r>
-        <w:t xml:space="preserve">→</w:t>
-      </w:r>
-      <w:r>
-        <w:t xml:space="preserve"> </w:t>
-      </w:r>
-      <w:r>
-        <w:rPr>
-          <w:b/>
-          <w:bCs/>
-        </w:rPr>
-        <w:t xml:space="preserve">two pointers or stack</w:t>
-      </w:r>
-      <w:r>
-        <w:t xml:space="preserve">.</w:t>
-      </w:r>
-    </w:p>
-    <w:p>
-      <w:pPr>
-        <w:pStyle w:val="Compact"/>
-        <w:numPr>
-          <w:ilvl w:val="0"/>
-          <w:numId w:val="1021"/>
-        </w:numPr>
-      </w:pPr>
-      <w:r>
-        <w:t xml:space="preserve">“Evaluate / convert an expression”</w:t>
-      </w:r>
-      <w:r>
-        <w:t xml:space="preserve"> </w:t>
-      </w:r>
-      <w:r>
-        <w:t xml:space="preserve">→</w:t>
-      </w:r>
-      <w:r>
-        <w:t xml:space="preserve"> </w:t>
-      </w:r>
-      <w:r>
-        <w:rPr>
-          <w:b/>
-          <w:bCs/>
-        </w:rPr>
-        <w:t xml:space="preserve">stack (postfix / Shunting-Yard)</w:t>
-      </w:r>
-      <w:r>
-        <w:t xml:space="preserve">.</w:t>
-      </w:r>
-    </w:p>
+        <w:t xml:space="preserve">Trapping Rain Water (42); Container With Most Water (11 — two pointers,</w:t>
+      </w:r>
+      <w:r>
+        <w:t xml:space="preserve"> </w:t>
+      </w:r>
+      <w:r>
+        <w:t xml:space="preserve">Module 2).</w:t>
+      </w:r>
+    </w:p>
+    <w:p>
+      <w:r>
+        <w:pict>
+          <v:rect style="width:0;height:1.5pt" o:hralign="center" o:hrstd="t" o:hr="t"/>
+        </w:pict>
+      </w:r>
+    </w:p>
+    <w:bookmarkEnd w:id="69"/>
     <w:bookmarkEnd w:id="70"/>
-    <w:bookmarkStart w:id="71" w:name="X8cda4c720b97cb87d55e242763b9605a4afdb33"/>
+    <w:bookmarkStart w:id="73" w:name="X571ddee858c5a8e7f0ee61b473ebd6e344494fd"/>
     <w:p>
       <w:pPr>
         <w:pStyle w:val="Heading2"/>
       </w:pPr>
       <w:r>
-        <w:t xml:space="preserve">Module 5 — Interview Questions (with follow-ups)</w:t>
+        <w:t xml:space="preserve">5.7 Min Stack — getMin() in O(1) (a common design question)</w:t>
+      </w:r>
+    </w:p>
+    <w:bookmarkStart w:id="71" w:name="problem-3"/>
+    <w:p>
+      <w:pPr>
+        <w:pStyle w:val="Heading3"/>
+      </w:pPr>
+      <w:r>
+        <w:t xml:space="preserve">Problem</w:t>
+      </w:r>
+    </w:p>
+    <w:p>
+      <w:pPr>
+        <w:pStyle w:val="FirstParagraph"/>
+      </w:pPr>
+      <w:r>
+        <w:t xml:space="preserve">Design a stack that also returns its</w:t>
+      </w:r>
+      <w:r>
+        <w:t xml:space="preserve"> </w:t>
+      </w:r>
+      <w:r>
+        <w:rPr>
+          <w:b/>
+          <w:bCs/>
+        </w:rPr>
+        <w:t xml:space="preserve">minimum</w:t>
+      </w:r>
+      <w:r>
+        <w:t xml:space="preserve"> </w:t>
+      </w:r>
+      <w:r>
+        <w:t xml:space="preserve">element in</w:t>
+      </w:r>
+      <w:r>
+        <w:t xml:space="preserve"> </w:t>
+      </w:r>
+      <w:r>
+        <w:rPr>
+          <w:b/>
+          <w:bCs/>
+        </w:rPr>
+        <w:t xml:space="preserve">O(1)</w:t>
+      </w:r>
+      <w:r>
+        <w:t xml:space="preserve">, alongside</w:t>
+      </w:r>
+      <w:r>
+        <w:t xml:space="preserve"> </w:t>
+      </w:r>
+      <w:r>
+        <w:t xml:space="preserve">normal push/pop/top in O(1).</w:t>
+      </w:r>
+    </w:p>
+    <w:bookmarkEnd w:id="71"/>
+    <w:bookmarkStart w:id="72" w:name="idea-1"/>
+    <w:p>
+      <w:pPr>
+        <w:pStyle w:val="Heading3"/>
+      </w:pPr>
+      <w:r>
+        <w:t xml:space="preserve">Idea</w:t>
+      </w:r>
+    </w:p>
+    <w:p>
+      <w:pPr>
+        <w:pStyle w:val="FirstParagraph"/>
+      </w:pPr>
+      <w:r>
+        <w:t xml:space="preserve">A normal stack can’t find its min without scanning (O(n)). The trick: keep a</w:t>
+      </w:r>
+      <w:r>
+        <w:t xml:space="preserve"> </w:t>
+      </w:r>
+      <w:r>
+        <w:rPr>
+          <w:b/>
+          <w:bCs/>
+        </w:rPr>
+        <w:t xml:space="preserve">second stack</w:t>
+      </w:r>
+      <w:r>
+        <w:t xml:space="preserve"> </w:t>
+      </w:r>
+      <w:r>
+        <w:t xml:space="preserve">that, at every level, stores the</w:t>
+      </w:r>
+      <w:r>
+        <w:t xml:space="preserve"> </w:t>
+      </w:r>
+      <w:r>
+        <w:rPr>
+          <w:b/>
+          <w:bCs/>
+        </w:rPr>
+        <w:t xml:space="preserve">minimum so far</w:t>
+      </w:r>
+      <w:r>
+        <w:t xml:space="preserve">. When you</w:t>
+      </w:r>
+      <w:r>
+        <w:t xml:space="preserve"> </w:t>
+      </w:r>
+      <w:r>
+        <w:t xml:space="preserve">push</w:t>
+      </w:r>
+      <w:r>
+        <w:t xml:space="preserve"> </w:t>
+      </w:r>
+      <w:r>
+        <w:rPr>
+          <w:rStyle w:val="VerbatimChar"/>
+        </w:rPr>
+        <w:t xml:space="preserve">x</w:t>
+      </w:r>
+      <w:r>
+        <w:t xml:space="preserve">, also push</w:t>
+      </w:r>
+      <w:r>
+        <w:t xml:space="preserve"> </w:t>
+      </w:r>
+      <w:r>
+        <w:rPr>
+          <w:rStyle w:val="VerbatimChar"/>
+        </w:rPr>
+        <w:t xml:space="preserve">min(x, currentMin)</w:t>
+      </w:r>
+      <w:r>
+        <w:t xml:space="preserve">. Now the min stack’s top is always the</w:t>
+      </w:r>
+      <w:r>
+        <w:t xml:space="preserve"> </w:t>
+      </w:r>
+      <w:r>
+        <w:t xml:space="preserve">overall minimum.</w:t>
+      </w:r>
+    </w:p>
+    <w:p>
+      <w:pPr>
+        <w:pStyle w:val="SourceCode"/>
+      </w:pPr>
+      <w:r>
+        <w:rPr>
+          <w:rStyle w:val="VerbatimChar"/>
+        </w:rPr>
+        <w:t xml:space="preserve"># OPTIMAL                                    All operations O(1), Space O(n)</w:t>
+      </w:r>
+      <w:r>
+        <w:br/>
+      </w:r>
+      <w:r>
+        <w:rPr>
+          <w:rStyle w:val="VerbatimChar"/>
+        </w:rPr>
+        <w:t xml:space="preserve">push(x):</w:t>
+      </w:r>
+      <w:r>
+        <w:br/>
+      </w:r>
+      <w:r>
+        <w:rPr>
+          <w:rStyle w:val="VerbatimChar"/>
+        </w:rPr>
+        <w:t xml:space="preserve">    stack.push(x)</w:t>
+      </w:r>
+      <w:r>
+        <w:br/>
+      </w:r>
+      <w:r>
+        <w:rPr>
+          <w:rStyle w:val="VerbatimChar"/>
+        </w:rPr>
+        <w:t xml:space="preserve">    minStack.push( x if minStack empty else min(x, minStack.top) )</w:t>
+      </w:r>
+      <w:r>
+        <w:br/>
+      </w:r>
+      <w:r>
+        <w:rPr>
+          <w:rStyle w:val="VerbatimChar"/>
+        </w:rPr>
+        <w:t xml:space="preserve">pop():</w:t>
+      </w:r>
+      <w:r>
+        <w:br/>
+      </w:r>
+      <w:r>
+        <w:rPr>
+          <w:rStyle w:val="VerbatimChar"/>
+        </w:rPr>
+        <w:t xml:space="preserve">    stack.pop(); minStack.pop()</w:t>
+      </w:r>
+      <w:r>
+        <w:br/>
+      </w:r>
+      <w:r>
+        <w:rPr>
+          <w:rStyle w:val="VerbatimChar"/>
+        </w:rPr>
+        <w:t xml:space="preserve">top():    return stack.top</w:t>
+      </w:r>
+      <w:r>
+        <w:br/>
+      </w:r>
+      <w:r>
+        <w:rPr>
+          <w:rStyle w:val="VerbatimChar"/>
+        </w:rPr>
+        <w:t xml:space="preserve">getMin(): return minStack.top</w:t>
+      </w:r>
+    </w:p>
+    <w:p>
+      <w:pPr>
+        <w:pStyle w:val="BlockText"/>
+      </w:pPr>
+      <w:r>
+        <w:rPr>
+          <w:b/>
+          <w:bCs/>
+        </w:rPr>
+        <w:t xml:space="preserve">Memory hook:</w:t>
+      </w:r>
+      <w:r>
+        <w:t xml:space="preserve"> </w:t>
+      </w:r>
+      <w:r>
+        <w:t xml:space="preserve">carry a</w:t>
+      </w:r>
+      <w:r>
+        <w:t xml:space="preserve"> </w:t>
+      </w:r>
+      <w:r>
+        <w:t xml:space="preserve">“best score so far”</w:t>
+      </w:r>
+      <w:r>
+        <w:t xml:space="preserve"> </w:t>
+      </w:r>
+      <w:r>
+        <w:t xml:space="preserve">sticker on every plate — the top</w:t>
+      </w:r>
+      <w:r>
+        <w:t xml:space="preserve"> </w:t>
+      </w:r>
+      <w:r>
+        <w:t xml:space="preserve">sticker always shows the current minimum.</w:t>
       </w:r>
     </w:p>
     <w:p>
@@ -4450,26 +5005,22 @@
       </w:pPr>
       <w:r>
         <w:rPr>
-          <w:i/>
-          <w:iCs/>
-        </w:rPr>
-        <w:t xml:space="preserve">Valid parentheses.</w:t>
-      </w:r>
-      <w:r>
-        <w:t xml:space="preserve"> </w:t>
-      </w:r>
-      <w:r>
-        <w:t xml:space="preserve">FU:</w:t>
-      </w:r>
-      <w:r>
-        <w:t xml:space="preserve"> </w:t>
-      </w:r>
-      <w:r>
-        <w:rPr>
-          <w:i/>
-          <w:iCs/>
-        </w:rPr>
-        <w:t xml:space="preserve">handle multiple bracket types; min insertions to fix.</w:t>
+          <w:b/>
+          <w:bCs/>
+        </w:rPr>
+        <w:t xml:space="preserve">Variation:</w:t>
+      </w:r>
+      <w:r>
+        <w:t xml:space="preserve"> </w:t>
+      </w:r>
+      <w:r>
+        <w:t xml:space="preserve">store only when a new min appears (saves space), popping the min</w:t>
+      </w:r>
+      <w:r>
+        <w:t xml:space="preserve"> </w:t>
+      </w:r>
+      <w:r>
+        <w:t xml:space="preserve">stack only when the popped value equals the current min.</w:t>
       </w:r>
     </w:p>
     <w:p>
@@ -4482,132 +5033,231 @@
       </w:pPr>
       <w:r>
         <w:rPr>
-          <w:i/>
-          <w:iCs/>
-        </w:rPr>
-        <w:t xml:space="preserve">Daily temperatures / next greater.</w:t>
-      </w:r>
-      <w:r>
-        <w:t xml:space="preserve"> </w:t>
-      </w:r>
-      <w:r>
-        <w:t xml:space="preserve">FU:</w:t>
-      </w:r>
-      <w:r>
-        <w:t xml:space="preserve"> </w:t>
-      </w:r>
-      <w:r>
-        <w:rPr>
-          <w:i/>
-          <w:iCs/>
-        </w:rPr>
-        <w:t xml:space="preserve">prove it is O(n).</w:t>
-      </w:r>
-    </w:p>
-    <w:p>
-      <w:pPr>
-        <w:pStyle w:val="Compact"/>
-        <w:numPr>
-          <w:ilvl w:val="0"/>
-          <w:numId w:val="1022"/>
-        </w:numPr>
-      </w:pPr>
-      <w:r>
-        <w:rPr>
-          <w:i/>
-          <w:iCs/>
-        </w:rPr>
-        <w:t xml:space="preserve">Largest rectangle in histogram.</w:t>
-      </w:r>
-      <w:r>
-        <w:t xml:space="preserve"> </w:t>
-      </w:r>
-      <w:r>
-        <w:t xml:space="preserve">FU:</w:t>
-      </w:r>
-      <w:r>
-        <w:t xml:space="preserve"> </w:t>
-      </w:r>
-      <w:r>
-        <w:rPr>
-          <w:i/>
-          <w:iCs/>
-        </w:rPr>
-        <w:t xml:space="preserve">extend to a 0/1 matrix (LC 85).</w:t>
-      </w:r>
-    </w:p>
-    <w:p>
-      <w:pPr>
-        <w:pStyle w:val="Compact"/>
-        <w:numPr>
-          <w:ilvl w:val="0"/>
-          <w:numId w:val="1022"/>
-        </w:numPr>
-      </w:pPr>
-      <w:r>
-        <w:rPr>
-          <w:i/>
-          <w:iCs/>
-        </w:rPr>
-        <w:t xml:space="preserve">Trapping rain water.</w:t>
-      </w:r>
-      <w:r>
-        <w:t xml:space="preserve"> </w:t>
-      </w:r>
-      <w:r>
-        <w:t xml:space="preserve">FU:</w:t>
-      </w:r>
-      <w:r>
-        <w:t xml:space="preserve"> </w:t>
-      </w:r>
-      <w:r>
-        <w:rPr>
-          <w:i/>
-          <w:iCs/>
-        </w:rPr>
-        <w:t xml:space="preserve">do it in O(1) space.</w:t>
-      </w:r>
-    </w:p>
-    <w:p>
-      <w:pPr>
-        <w:pStyle w:val="Compact"/>
-        <w:numPr>
-          <w:ilvl w:val="0"/>
-          <w:numId w:val="1022"/>
-        </w:numPr>
-      </w:pPr>
-      <w:r>
-        <w:rPr>
-          <w:i/>
-          <w:iCs/>
-        </w:rPr>
-        <w:t xml:space="preserve">Evaluate an expression.</w:t>
-      </w:r>
-      <w:r>
-        <w:t xml:space="preserve"> </w:t>
-      </w:r>
-      <w:r>
-        <w:t xml:space="preserve">FU:</w:t>
-      </w:r>
-      <w:r>
-        <w:t xml:space="preserve"> </w:t>
-      </w:r>
-      <w:r>
-        <w:rPr>
-          <w:i/>
-          <w:iCs/>
-        </w:rPr>
-        <w:t xml:space="preserve">support brackets and precedence.</w:t>
-      </w:r>
-    </w:p>
-    <w:bookmarkEnd w:id="71"/>
-    <w:bookmarkStart w:id="72" w:name="module-5-gate-sebi-rbi-isro-perspective"/>
+          <w:b/>
+          <w:bCs/>
+        </w:rPr>
+        <w:t xml:space="preserve">Problems:</w:t>
+      </w:r>
+      <w:r>
+        <w:t xml:space="preserve"> </w:t>
+      </w:r>
+      <w:r>
+        <w:t xml:space="preserve">Min Stack (LC 155); Max Stack (LC 716).</w:t>
+      </w:r>
+    </w:p>
+    <w:p>
+      <w:r>
+        <w:pict>
+          <v:rect style="width:0;height:1.5pt" o:hralign="center" o:hrstd="t" o:hr="t"/>
+        </w:pict>
+      </w:r>
+    </w:p>
+    <w:bookmarkEnd w:id="72"/>
+    <w:bookmarkEnd w:id="73"/>
+    <w:bookmarkStart w:id="78" w:name="Xb405dd9c96848b73e5929cf7c51feae7a86156f"/>
     <w:p>
       <w:pPr>
         <w:pStyle w:val="Heading2"/>
       </w:pPr>
       <w:r>
-        <w:t xml:space="preserve">Module 5 — GATE / SEBI / RBI / ISRO Perspective</w:t>
+        <w:t xml:space="preserve">5.8 Iterative Tree Traversal (recursion → explicit stack)</w:t>
+      </w:r>
+    </w:p>
+    <w:p>
+      <w:pPr>
+        <w:pStyle w:val="FirstParagraph"/>
+      </w:pPr>
+      <w:r>
+        <w:t xml:space="preserve">Recursive tree traversal (Module 8) uses the call stack. To avoid recursion (and</w:t>
+      </w:r>
+      <w:r>
+        <w:t xml:space="preserve"> </w:t>
+      </w:r>
+      <w:r>
+        <w:t xml:space="preserve">stack-overflow on deep trees), simulate that call stack</w:t>
+      </w:r>
+      <w:r>
+        <w:t xml:space="preserve"> </w:t>
+      </w:r>
+      <w:r>
+        <w:rPr>
+          <w:b/>
+          <w:bCs/>
+        </w:rPr>
+        <w:t xml:space="preserve">yourself</w:t>
+      </w:r>
+      <w:r>
+        <w:t xml:space="preserve"> </w:t>
+      </w:r>
+      <w:r>
+        <w:t xml:space="preserve">with an</w:t>
+      </w:r>
+      <w:r>
+        <w:t xml:space="preserve"> </w:t>
+      </w:r>
+      <w:r>
+        <w:t xml:space="preserve">explicit stack. This is a favourite</w:t>
+      </w:r>
+      <w:r>
+        <w:t xml:space="preserve"> </w:t>
+      </w:r>
+      <w:r>
+        <w:t xml:space="preserve">“can you convert recursion to iteration”</w:t>
+      </w:r>
+      <w:r>
+        <w:t xml:space="preserve"> </w:t>
+      </w:r>
+      <w:r>
+        <w:t xml:space="preserve">interview ask.</w:t>
+      </w:r>
+    </w:p>
+    <w:bookmarkStart w:id="74" w:name="iterative-inorder-left-node-right"/>
+    <w:p>
+      <w:pPr>
+        <w:pStyle w:val="Heading3"/>
+      </w:pPr>
+      <w:r>
+        <w:t xml:space="preserve">Iterative inorder (left, node, right)</w:t>
+      </w:r>
+    </w:p>
+    <w:p>
+      <w:pPr>
+        <w:pStyle w:val="SourceCode"/>
+      </w:pPr>
+      <w:r>
+        <w:rPr>
+          <w:rStyle w:val="VerbatimChar"/>
+        </w:rPr>
+        <w:t xml:space="preserve"># Iterative inorder                          Time O(n), Space O(h)</w:t>
+      </w:r>
+      <w:r>
+        <w:br/>
+      </w:r>
+      <w:r>
+        <w:rPr>
+          <w:rStyle w:val="VerbatimChar"/>
+        </w:rPr>
+        <w:t xml:space="preserve">stack = []; cur = root</w:t>
+      </w:r>
+      <w:r>
+        <w:br/>
+      </w:r>
+      <w:r>
+        <w:rPr>
+          <w:rStyle w:val="VerbatimChar"/>
+        </w:rPr>
+        <w:t xml:space="preserve">while cur or stack:</w:t>
+      </w:r>
+      <w:r>
+        <w:br/>
+      </w:r>
+      <w:r>
+        <w:rPr>
+          <w:rStyle w:val="VerbatimChar"/>
+        </w:rPr>
+        <w:t xml:space="preserve">    while cur:                # go as far left as possible, pushing on the way</w:t>
+      </w:r>
+      <w:r>
+        <w:br/>
+      </w:r>
+      <w:r>
+        <w:rPr>
+          <w:rStyle w:val="VerbatimChar"/>
+        </w:rPr>
+        <w:t xml:space="preserve">        stack.push(cur); cur = cur.left</w:t>
+      </w:r>
+      <w:r>
+        <w:br/>
+      </w:r>
+      <w:r>
+        <w:rPr>
+          <w:rStyle w:val="VerbatimChar"/>
+        </w:rPr>
+        <w:t xml:space="preserve">    cur = stack.pop()         # leftmost unvisited</w:t>
+      </w:r>
+      <w:r>
+        <w:br/>
+      </w:r>
+      <w:r>
+        <w:rPr>
+          <w:rStyle w:val="VerbatimChar"/>
+        </w:rPr>
+        <w:t xml:space="preserve">    visit(cur)</w:t>
+      </w:r>
+      <w:r>
+        <w:br/>
+      </w:r>
+      <w:r>
+        <w:rPr>
+          <w:rStyle w:val="VerbatimChar"/>
+        </w:rPr>
+        <w:t xml:space="preserve">    cur = cur.right           # then explore its right subtree</w:t>
+      </w:r>
+    </w:p>
+    <w:bookmarkEnd w:id="74"/>
+    <w:bookmarkStart w:id="75" w:name="iterative-preorder-node-left-right"/>
+    <w:p>
+      <w:pPr>
+        <w:pStyle w:val="Heading3"/>
+      </w:pPr>
+      <w:r>
+        <w:t xml:space="preserve">Iterative preorder (node, left, right)</w:t>
+      </w:r>
+    </w:p>
+    <w:p>
+      <w:pPr>
+        <w:pStyle w:val="SourceCode"/>
+      </w:pPr>
+      <w:r>
+        <w:rPr>
+          <w:rStyle w:val="VerbatimChar"/>
+        </w:rPr>
+        <w:t xml:space="preserve"># Iterative preorder                         Time O(n), Space O(h)</w:t>
+      </w:r>
+      <w:r>
+        <w:br/>
+      </w:r>
+      <w:r>
+        <w:rPr>
+          <w:rStyle w:val="VerbatimChar"/>
+        </w:rPr>
+        <w:t xml:space="preserve">stack = [root]</w:t>
+      </w:r>
+      <w:r>
+        <w:br/>
+      </w:r>
+      <w:r>
+        <w:rPr>
+          <w:rStyle w:val="VerbatimChar"/>
+        </w:rPr>
+        <w:t xml:space="preserve">while stack:</w:t>
+      </w:r>
+      <w:r>
+        <w:br/>
+      </w:r>
+      <w:r>
+        <w:rPr>
+          <w:rStyle w:val="VerbatimChar"/>
+        </w:rPr>
+        <w:t xml:space="preserve">    node = stack.pop(); visit(node)</w:t>
+      </w:r>
+      <w:r>
+        <w:br/>
+      </w:r>
+      <w:r>
+        <w:rPr>
+          <w:rStyle w:val="VerbatimChar"/>
+        </w:rPr>
+        <w:t xml:space="preserve">    if node.right: stack.push(node.right)   # push right FIRST</w:t>
+      </w:r>
+      <w:r>
+        <w:br/>
+      </w:r>
+      <w:r>
+        <w:rPr>
+          <w:rStyle w:val="VerbatimChar"/>
+        </w:rPr>
+        <w:t xml:space="preserve">    if node.left:  stack.push(node.left)    # so left is processed first</w:t>
       </w:r>
     </w:p>
     <w:p>
@@ -4619,54 +5269,45 @@
         </w:numPr>
       </w:pPr>
       <w:r>
-        <w:rPr>
-          <w:b/>
-          <w:bCs/>
-        </w:rPr>
-        <w:t xml:space="preserve">GATE favourites:</w:t>
-      </w:r>
-      <w:r>
-        <w:t xml:space="preserve"> </w:t>
-      </w:r>
-      <w:r>
-        <w:t xml:space="preserve">infix↔postfix↔prefix</w:t>
-      </w:r>
-      <w:r>
-        <w:t xml:space="preserve"> </w:t>
-      </w:r>
-      <w:r>
-        <w:rPr>
-          <w:b/>
-          <w:bCs/>
-        </w:rPr>
-        <w:t xml:space="preserve">conversion and evaluation</w:t>
-      </w:r>
-      <w:r>
-        <w:t xml:space="preserve"> </w:t>
-      </w:r>
-      <w:r>
-        <w:t xml:space="preserve">(very</w:t>
-      </w:r>
-      <w:r>
-        <w:t xml:space="preserve"> </w:t>
-      </w:r>
-      <w:r>
-        <w:t xml:space="preserve">frequently asked), tracing stack push/pop sequences,</w:t>
-      </w:r>
-      <w:r>
-        <w:t xml:space="preserve"> </w:t>
-      </w:r>
-      <w:r>
-        <w:t xml:space="preserve">“which output sequences</w:t>
-      </w:r>
-      <w:r>
-        <w:t xml:space="preserve"> </w:t>
-      </w:r>
-      <w:r>
-        <w:t xml:space="preserve">are possible from a stack”</w:t>
-      </w:r>
-      <w:r>
-        <w:t xml:space="preserve">, and stack-based DFS.</w:t>
+        <w:t xml:space="preserve">Push</w:t>
+      </w:r>
+      <w:r>
+        <w:t xml:space="preserve"> </w:t>
+      </w:r>
+      <w:r>
+        <w:rPr>
+          <w:b/>
+          <w:bCs/>
+        </w:rPr>
+        <w:t xml:space="preserve">right before left</w:t>
+      </w:r>
+      <w:r>
+        <w:t xml:space="preserve"> </w:t>
+      </w:r>
+      <w:r>
+        <w:t xml:space="preserve">so the</w:t>
+      </w:r>
+      <w:r>
+        <w:t xml:space="preserve"> </w:t>
+      </w:r>
+      <w:r>
+        <w:rPr>
+          <w:b/>
+          <w:bCs/>
+        </w:rPr>
+        <w:t xml:space="preserve">left</w:t>
+      </w:r>
+      <w:r>
+        <w:t xml:space="preserve"> </w:t>
+      </w:r>
+      <w:r>
+        <w:t xml:space="preserve">child is popped (and visited) first</w:t>
+      </w:r>
+      <w:r>
+        <w:t xml:space="preserve"> </w:t>
+      </w:r>
+      <w:r>
+        <w:t xml:space="preserve">— the stack reverses order.</w:t>
       </w:r>
     </w:p>
     <w:p>
@@ -4682,13 +5323,203 @@
           <w:b/>
           <w:bCs/>
         </w:rPr>
-        <w:t xml:space="preserve">SEBI/RBI IT:</w:t>
-      </w:r>
-      <w:r>
-        <w:t xml:space="preserve"> </w:t>
-      </w:r>
-      <w:r>
-        <w:t xml:space="preserve">conceptual MCQs on LIFO, applications, and postfix evaluation.</w:t>
+        <w:t xml:space="preserve">Postorder</w:t>
+      </w:r>
+      <w:r>
+        <w:t xml:space="preserve"> </w:t>
+      </w:r>
+      <w:r>
+        <w:t xml:space="preserve">is trickier: do a modified preorder (node, right, left) and</w:t>
+      </w:r>
+      <w:r>
+        <w:t xml:space="preserve"> </w:t>
+      </w:r>
+      <w:r>
+        <w:rPr>
+          <w:b/>
+          <w:bCs/>
+        </w:rPr>
+        <w:t xml:space="preserve">reverse</w:t>
+      </w:r>
+      <w:r>
+        <w:t xml:space="preserve"> </w:t>
+      </w:r>
+      <w:r>
+        <w:t xml:space="preserve">the output, or track a</w:t>
+      </w:r>
+      <w:r>
+        <w:t xml:space="preserve"> </w:t>
+      </w:r>
+      <w:r>
+        <w:t xml:space="preserve">“last visited”</w:t>
+      </w:r>
+      <w:r>
+        <w:t xml:space="preserve"> </w:t>
+      </w:r>
+      <w:r>
+        <w:t xml:space="preserve">node.</w:t>
+      </w:r>
+    </w:p>
+    <w:p>
+      <w:pPr>
+        <w:pStyle w:val="Compact"/>
+        <w:numPr>
+          <w:ilvl w:val="0"/>
+          <w:numId w:val="1023"/>
+        </w:numPr>
+      </w:pPr>
+      <w:r>
+        <w:rPr>
+          <w:b/>
+          <w:bCs/>
+        </w:rPr>
+        <w:t xml:space="preserve">Space O(h)</w:t>
+      </w:r>
+      <w:r>
+        <w:t xml:space="preserve"> </w:t>
+      </w:r>
+      <w:r>
+        <w:t xml:space="preserve">where</w:t>
+      </w:r>
+      <w:r>
+        <w:t xml:space="preserve"> </w:t>
+      </w:r>
+      <w:r>
+        <w:rPr>
+          <w:rStyle w:val="VerbatimChar"/>
+        </w:rPr>
+        <w:t xml:space="preserve">h</w:t>
+      </w:r>
+      <w:r>
+        <w:t xml:space="preserve"> </w:t>
+      </w:r>
+      <w:r>
+        <w:t xml:space="preserve">is the tree height — the explicit stack mirrors the</w:t>
+      </w:r>
+      <w:r>
+        <w:t xml:space="preserve"> </w:t>
+      </w:r>
+      <w:r>
+        <w:t xml:space="preserve">recursion depth exactly, proving the call-stack connection from 5.1.</w:t>
+      </w:r>
+    </w:p>
+    <w:bookmarkEnd w:id="75"/>
+    <w:bookmarkStart w:id="76" w:name="mcqs-7"/>
+    <w:p>
+      <w:pPr>
+        <w:pStyle w:val="Heading3"/>
+      </w:pPr>
+      <w:r>
+        <w:t xml:space="preserve">MCQs</w:t>
+      </w:r>
+    </w:p>
+    <w:p>
+      <w:pPr>
+        <w:pStyle w:val="Compact"/>
+        <w:numPr>
+          <w:ilvl w:val="0"/>
+          <w:numId w:val="1024"/>
+        </w:numPr>
+      </w:pPr>
+      <w:r>
+        <w:t xml:space="preserve">Iterative inorder uses which structure? → an explicit</w:t>
+      </w:r>
+      <w:r>
+        <w:t xml:space="preserve"> </w:t>
+      </w:r>
+      <w:r>
+        <w:rPr>
+          <w:b/>
+          <w:bCs/>
+        </w:rPr>
+        <w:t xml:space="preserve">stack</w:t>
+      </w:r>
+      <w:r>
+        <w:t xml:space="preserve">.</w:t>
+      </w:r>
+    </w:p>
+    <w:p>
+      <w:pPr>
+        <w:pStyle w:val="Compact"/>
+        <w:numPr>
+          <w:ilvl w:val="0"/>
+          <w:numId w:val="1024"/>
+        </w:numPr>
+      </w:pPr>
+      <w:r>
+        <w:t xml:space="preserve">In iterative preorder, push which child first? → the</w:t>
+      </w:r>
+      <w:r>
+        <w:t xml:space="preserve"> </w:t>
+      </w:r>
+      <w:r>
+        <w:rPr>
+          <w:b/>
+          <w:bCs/>
+        </w:rPr>
+        <w:t xml:space="preserve">right</w:t>
+      </w:r>
+      <w:r>
+        <w:t xml:space="preserve"> </w:t>
+      </w:r>
+      <w:r>
+        <w:t xml:space="preserve">child (so left</w:t>
+      </w:r>
+      <w:r>
+        <w:t xml:space="preserve"> </w:t>
+      </w:r>
+      <w:r>
+        <w:t xml:space="preserve">is visited first).</w:t>
+      </w:r>
+    </w:p>
+    <w:p>
+      <w:pPr>
+        <w:pStyle w:val="Compact"/>
+        <w:numPr>
+          <w:ilvl w:val="0"/>
+          <w:numId w:val="1024"/>
+        </w:numPr>
+      </w:pPr>
+      <w:r>
+        <w:t xml:space="preserve">Space of iterative traversal? →</w:t>
+      </w:r>
+      <w:r>
+        <w:t xml:space="preserve"> </w:t>
+      </w:r>
+      <w:r>
+        <w:rPr>
+          <w:b/>
+          <w:bCs/>
+        </w:rPr>
+        <w:t xml:space="preserve">O(h)</w:t>
+      </w:r>
+      <w:r>
+        <w:t xml:space="preserve"> </w:t>
+      </w:r>
+      <w:r>
+        <w:t xml:space="preserve">(tree height = recursion depth).</w:t>
+      </w:r>
+    </w:p>
+    <w:bookmarkEnd w:id="76"/>
+    <w:bookmarkStart w:id="77" w:name="problems-5"/>
+    <w:p>
+      <w:pPr>
+        <w:pStyle w:val="Heading3"/>
+      </w:pPr>
+      <w:r>
+        <w:t xml:space="preserve">Problems</w:t>
+      </w:r>
+    </w:p>
+    <w:p>
+      <w:pPr>
+        <w:pStyle w:val="Compact"/>
+        <w:numPr>
+          <w:ilvl w:val="0"/>
+          <w:numId w:val="1025"/>
+        </w:numPr>
+      </w:pPr>
+      <w:r>
+        <w:t xml:space="preserve">Binary Tree Inorder/Preorder/Postorder Traversal (LC 94 / 144 / 145).</w:t>
       </w:r>
     </w:p>
     <w:p>
@@ -4698,34 +5529,1076 @@
         </w:pict>
       </w:r>
     </w:p>
-    <w:p>
-      <w:pPr>
-        <w:pStyle w:val="FirstParagraph"/>
+    <w:bookmarkEnd w:id="77"/>
+    <w:bookmarkEnd w:id="78"/>
+    <w:bookmarkStart w:id="79" w:name="module-5-concept-review-one-page"/>
+    <w:p>
+      <w:pPr>
+        <w:pStyle w:val="Heading2"/>
+      </w:pPr>
+      <w:r>
+        <w:t xml:space="preserve">Module 5 — Concept Review (one page)</w:t>
+      </w:r>
+    </w:p>
+    <w:p>
+      <w:pPr>
+        <w:pStyle w:val="Compact"/>
+        <w:numPr>
+          <w:ilvl w:val="0"/>
+          <w:numId w:val="1026"/>
+        </w:numPr>
+      </w:pPr>
+      <w:r>
+        <w:rPr>
+          <w:b/>
+          <w:bCs/>
+        </w:rPr>
+        <w:t xml:space="preserve">Stack = LIFO</w:t>
+      </w:r>
+      <w:r>
+        <w:t xml:space="preserve">; push/pop/peek are O(1); used by call stack, undo, DFS,</w:t>
+      </w:r>
+      <w:r>
+        <w:t xml:space="preserve"> </w:t>
+      </w:r>
+      <w:r>
+        <w:t xml:space="preserve">expression evaluation.</w:t>
+      </w:r>
+    </w:p>
+    <w:p>
+      <w:pPr>
+        <w:pStyle w:val="Compact"/>
+        <w:numPr>
+          <w:ilvl w:val="0"/>
+          <w:numId w:val="1026"/>
+        </w:numPr>
+      </w:pPr>
+      <w:r>
+        <w:rPr>
+          <w:b/>
+          <w:bCs/>
+        </w:rPr>
+        <w:t xml:space="preserve">Valid parentheses:</w:t>
+      </w:r>
+      <w:r>
+        <w:t xml:space="preserve"> </w:t>
+      </w:r>
+      <w:r>
+        <w:t xml:space="preserve">push openers, match+pop on closers, end empty.</w:t>
+      </w:r>
+    </w:p>
+    <w:p>
+      <w:pPr>
+        <w:pStyle w:val="Compact"/>
+        <w:numPr>
+          <w:ilvl w:val="0"/>
+          <w:numId w:val="1026"/>
+        </w:numPr>
+      </w:pPr>
+      <w:r>
+        <w:rPr>
+          <w:b/>
+          <w:bCs/>
+        </w:rPr>
+        <w:t xml:space="preserve">Expressions:</w:t>
+      </w:r>
+      <w:r>
+        <w:t xml:space="preserve"> </w:t>
+      </w:r>
+      <w:r>
+        <w:t xml:space="preserve">postfix needs no brackets → evaluate with one stack pass;</w:t>
+      </w:r>
+      <w:r>
+        <w:t xml:space="preserve"> </w:t>
+      </w:r>
+      <w:r>
+        <w:t xml:space="preserve">infix→postfix via Shunting-Yard.</w:t>
+      </w:r>
+    </w:p>
+    <w:p>
+      <w:pPr>
+        <w:pStyle w:val="Compact"/>
+        <w:numPr>
+          <w:ilvl w:val="0"/>
+          <w:numId w:val="1026"/>
+        </w:numPr>
+      </w:pPr>
+      <w:r>
+        <w:rPr>
+          <w:b/>
+          <w:bCs/>
+        </w:rPr>
+        <w:t xml:space="preserve">Monotonic stack:</w:t>
+      </w:r>
+      <w:r>
+        <w:t xml:space="preserve"> </w:t>
+      </w:r>
+      <w:r>
+        <w:t xml:space="preserve">keep increasing/decreasing order; each element pushed/</w:t>
+      </w:r>
+      <w:r>
+        <w:t xml:space="preserve"> </w:t>
+      </w:r>
+      <w:r>
+        <w:t xml:space="preserve">popped once →</w:t>
+      </w:r>
+      <w:r>
+        <w:t xml:space="preserve"> </w:t>
+      </w:r>
+      <w:r>
+        <w:rPr>
+          <w:b/>
+          <w:bCs/>
+        </w:rPr>
+        <w:t xml:space="preserve">O(n)</w:t>
+      </w:r>
+      <w:r>
+        <w:t xml:space="preserve">. Solves next greater/smaller, stock span, daily</w:t>
+      </w:r>
+      <w:r>
+        <w:t xml:space="preserve"> </w:t>
+      </w:r>
+      <w:r>
+        <w:t xml:space="preserve">temperatures.</w:t>
+      </w:r>
+    </w:p>
+    <w:p>
+      <w:pPr>
+        <w:pStyle w:val="Compact"/>
+        <w:numPr>
+          <w:ilvl w:val="0"/>
+          <w:numId w:val="1026"/>
+        </w:numPr>
+      </w:pPr>
+      <w:r>
+        <w:rPr>
+          <w:b/>
+          <w:bCs/>
+        </w:rPr>
+        <w:t xml:space="preserve">Largest rectangle in histogram:</w:t>
+      </w:r>
+      <w:r>
+        <w:t xml:space="preserve"> </w:t>
+      </w:r>
+      <w:r>
+        <w:t xml:space="preserve">increasing stack, O(n); push a final 0 to</w:t>
+      </w:r>
+      <w:r>
+        <w:t xml:space="preserve"> </w:t>
+      </w:r>
+      <w:r>
+        <w:t xml:space="preserve">flush.</w:t>
+      </w:r>
+    </w:p>
+    <w:p>
+      <w:pPr>
+        <w:pStyle w:val="Compact"/>
+        <w:numPr>
+          <w:ilvl w:val="0"/>
+          <w:numId w:val="1026"/>
+        </w:numPr>
+      </w:pPr>
+      <w:r>
+        <w:rPr>
+          <w:b/>
+          <w:bCs/>
+        </w:rPr>
+        <w:t xml:space="preserve">Trapping rain water:</w:t>
+      </w:r>
+      <w:r>
+        <w:t xml:space="preserve"> </w:t>
+      </w:r>
+      <w:r>
+        <w:rPr>
+          <w:rStyle w:val="VerbatimChar"/>
+        </w:rPr>
+        <w:t xml:space="preserve">min(leftMax, rightMax) − h</w:t>
+      </w:r>
+      <w:r>
+        <w:t xml:space="preserve">; best with two pointers</w:t>
+      </w:r>
+      <w:r>
+        <w:t xml:space="preserve"> </w:t>
+      </w:r>
+      <w:r>
+        <w:t xml:space="preserve">O(1) space.</w:t>
+      </w:r>
+    </w:p>
+    <w:bookmarkEnd w:id="79"/>
+    <w:bookmarkStart w:id="80" w:name="module-5-flash-cards"/>
+    <w:p>
+      <w:pPr>
+        <w:pStyle w:val="Heading2"/>
+      </w:pPr>
+      <w:r>
+        <w:t xml:space="preserve">Module 5 — Flash Cards</w:t>
+      </w:r>
+    </w:p>
+    <w:p>
+      <w:pPr>
+        <w:pStyle w:val="Compact"/>
+        <w:numPr>
+          <w:ilvl w:val="0"/>
+          <w:numId w:val="1027"/>
+        </w:numPr>
+      </w:pPr>
+      <w:r>
+        <w:t xml:space="preserve">Q: Stack order &amp; op cost?</w:t>
+      </w:r>
+      <w:r>
+        <w:t xml:space="preserve"> </w:t>
+      </w:r>
+      <w:r>
+        <w:rPr>
+          <w:b/>
+          <w:bCs/>
+        </w:rPr>
+        <w:t xml:space="preserve">A: LIFO; O(1) push/pop/peek.</w:t>
+      </w:r>
+    </w:p>
+    <w:p>
+      <w:pPr>
+        <w:pStyle w:val="Compact"/>
+        <w:numPr>
+          <w:ilvl w:val="0"/>
+          <w:numId w:val="1027"/>
+        </w:numPr>
+      </w:pPr>
+      <w:r>
+        <w:t xml:space="preserve">Q: Valid string condition at the end?</w:t>
+      </w:r>
+      <w:r>
+        <w:t xml:space="preserve"> </w:t>
+      </w:r>
+      <w:r>
+        <w:rPr>
+          <w:b/>
+          <w:bCs/>
+        </w:rPr>
+        <w:t xml:space="preserve">A: stack empty.</w:t>
+      </w:r>
+    </w:p>
+    <w:p>
+      <w:pPr>
+        <w:pStyle w:val="Compact"/>
+        <w:numPr>
+          <w:ilvl w:val="0"/>
+          <w:numId w:val="1027"/>
+        </w:numPr>
+      </w:pPr>
+      <w:r>
+        <w:t xml:space="preserve">Q: Postfix evaluation — operator pops how many?</w:t>
+      </w:r>
+      <w:r>
+        <w:t xml:space="preserve"> </w:t>
+      </w:r>
+      <w:r>
+        <w:rPr>
+          <w:b/>
+          <w:bCs/>
+        </w:rPr>
+        <w:t xml:space="preserve">A: two.</w:t>
+      </w:r>
+    </w:p>
+    <w:p>
+      <w:pPr>
+        <w:pStyle w:val="Compact"/>
+        <w:numPr>
+          <w:ilvl w:val="0"/>
+          <w:numId w:val="1027"/>
+        </w:numPr>
+      </w:pPr>
+      <w:r>
+        <w:t xml:space="preserve">Q: Monotonic stack total time &amp; why?</w:t>
+      </w:r>
+      <w:r>
+        <w:t xml:space="preserve"> </w:t>
+      </w:r>
+      <w:r>
+        <w:rPr>
+          <w:b/>
+          <w:bCs/>
+        </w:rPr>
+        <w:t xml:space="preserve">A: O(n); each element pushed/popped once.</w:t>
+      </w:r>
+    </w:p>
+    <w:p>
+      <w:pPr>
+        <w:pStyle w:val="Compact"/>
+        <w:numPr>
+          <w:ilvl w:val="0"/>
+          <w:numId w:val="1027"/>
+        </w:numPr>
+      </w:pPr>
+      <w:r>
+        <w:t xml:space="preserve">Q: Next-greater uses which stack order?</w:t>
+      </w:r>
+      <w:r>
+        <w:t xml:space="preserve"> </w:t>
+      </w:r>
+      <w:r>
+        <w:rPr>
+          <w:b/>
+          <w:bCs/>
+        </w:rPr>
+        <w:t xml:space="preserve">A: decreasing.</w:t>
+      </w:r>
+    </w:p>
+    <w:p>
+      <w:pPr>
+        <w:pStyle w:val="Compact"/>
+        <w:numPr>
+          <w:ilvl w:val="0"/>
+          <w:numId w:val="1027"/>
+        </w:numPr>
+      </w:pPr>
+      <w:r>
+        <w:t xml:space="preserve">Q: Largest rectangle trick?</w:t>
+      </w:r>
+      <w:r>
+        <w:t xml:space="preserve"> </w:t>
+      </w:r>
+      <w:r>
+        <w:rPr>
+          <w:b/>
+          <w:bCs/>
+        </w:rPr>
+        <w:t xml:space="preserve">A: increasing stack + final height 0.</w:t>
+      </w:r>
+    </w:p>
+    <w:p>
+      <w:pPr>
+        <w:pStyle w:val="Compact"/>
+        <w:numPr>
+          <w:ilvl w:val="0"/>
+          <w:numId w:val="1027"/>
+        </w:numPr>
+      </w:pPr>
+      <w:r>
+        <w:t xml:space="preserve">Q: Trapping water optimal space?</w:t>
+      </w:r>
+      <w:r>
+        <w:t xml:space="preserve"> </w:t>
+      </w:r>
+      <w:r>
+        <w:rPr>
+          <w:b/>
+          <w:bCs/>
+        </w:rPr>
+        <w:t xml:space="preserve">A: O(1) two pointers.</w:t>
+      </w:r>
+    </w:p>
+    <w:p>
+      <w:pPr>
+        <w:pStyle w:val="Compact"/>
+        <w:numPr>
+          <w:ilvl w:val="0"/>
+          <w:numId w:val="1027"/>
+        </w:numPr>
+      </w:pPr>
+      <w:r>
+        <w:t xml:space="preserve">Q: getMin() in O(1)?</w:t>
+      </w:r>
+      <w:r>
+        <w:t xml:space="preserve"> </w:t>
+      </w:r>
+      <w:r>
+        <w:rPr>
+          <w:b/>
+          <w:bCs/>
+        </w:rPr>
+        <w:t xml:space="preserve">A: a second</w:t>
+      </w:r>
+      <w:r>
+        <w:rPr>
+          <w:b/>
+          <w:bCs/>
+        </w:rPr>
+        <w:t xml:space="preserve"> </w:t>
+      </w:r>
+      <w:r>
+        <w:rPr>
+          <w:b/>
+          <w:bCs/>
+        </w:rPr>
+        <w:t xml:space="preserve">“min-so-far”</w:t>
+      </w:r>
+      <w:r>
+        <w:rPr>
+          <w:b/>
+          <w:bCs/>
+        </w:rPr>
+        <w:t xml:space="preserve"> </w:t>
+      </w:r>
+      <w:r>
+        <w:rPr>
+          <w:b/>
+          <w:bCs/>
+        </w:rPr>
+        <w:t xml:space="preserve">stack.</w:t>
+      </w:r>
+    </w:p>
+    <w:p>
+      <w:pPr>
+        <w:pStyle w:val="Compact"/>
+        <w:numPr>
+          <w:ilvl w:val="0"/>
+          <w:numId w:val="1027"/>
+        </w:numPr>
+      </w:pPr>
+      <w:r>
+        <w:t xml:space="preserve">Q: Recursion uses which hidden structure?</w:t>
+      </w:r>
+      <w:r>
+        <w:t xml:space="preserve"> </w:t>
+      </w:r>
+      <w:r>
+        <w:rPr>
+          <w:b/>
+          <w:bCs/>
+        </w:rPr>
+        <w:t xml:space="preserve">A: the call stack (LIFO frames).</w:t>
+      </w:r>
+    </w:p>
+    <w:p>
+      <w:pPr>
+        <w:pStyle w:val="Compact"/>
+        <w:numPr>
+          <w:ilvl w:val="0"/>
+          <w:numId w:val="1027"/>
+        </w:numPr>
+      </w:pPr>
+      <w:r>
+        <w:t xml:space="preserve">Q: Stack from two queues — cost?</w:t>
+      </w:r>
+      <w:r>
+        <w:t xml:space="preserve"> </w:t>
+      </w:r>
+      <w:r>
+        <w:rPr>
+          <w:b/>
+          <w:bCs/>
+        </w:rPr>
+        <w:t xml:space="preserve">A: one op O(n), the other O(1).</w:t>
+      </w:r>
+    </w:p>
+    <w:p>
+      <w:pPr>
+        <w:pStyle w:val="Compact"/>
+        <w:numPr>
+          <w:ilvl w:val="0"/>
+          <w:numId w:val="1027"/>
+        </w:numPr>
+      </w:pPr>
+      <w:r>
+        <w:t xml:space="preserve">Q: Iterative traversal structure &amp; space?</w:t>
+      </w:r>
+      <w:r>
+        <w:t xml:space="preserve"> </w:t>
+      </w:r>
+      <w:r>
+        <w:rPr>
+          <w:b/>
+          <w:bCs/>
+        </w:rPr>
+        <w:t xml:space="preserve">A: explicit stack, O(h).</w:t>
+      </w:r>
+    </w:p>
+    <w:p>
+      <w:pPr>
+        <w:pStyle w:val="Compact"/>
+        <w:numPr>
+          <w:ilvl w:val="0"/>
+          <w:numId w:val="1027"/>
+        </w:numPr>
+      </w:pPr>
+      <w:r>
+        <w:t xml:space="preserve">Q: Preorder iterative — push which child first?</w:t>
+      </w:r>
+      <w:r>
+        <w:t xml:space="preserve"> </w:t>
+      </w:r>
+      <w:r>
+        <w:rPr>
+          <w:b/>
+          <w:bCs/>
+        </w:rPr>
+        <w:t xml:space="preserve">A: right (so left is visited first).</w:t>
+      </w:r>
+    </w:p>
+    <w:bookmarkEnd w:id="80"/>
+    <w:bookmarkStart w:id="81" w:name="module-5-pattern-recognition"/>
+    <w:p>
+      <w:pPr>
+        <w:pStyle w:val="Heading2"/>
+      </w:pPr>
+      <w:r>
+        <w:t xml:space="preserve">Module 5 — Pattern Recognition</w:t>
+      </w:r>
+    </w:p>
+    <w:p>
+      <w:pPr>
+        <w:pStyle w:val="Compact"/>
+        <w:numPr>
+          <w:ilvl w:val="0"/>
+          <w:numId w:val="1028"/>
+        </w:numPr>
+      </w:pPr>
+      <w:r>
+        <w:t xml:space="preserve">“Balanced brackets / undo / valid nesting”</w:t>
+      </w:r>
+      <w:r>
+        <w:t xml:space="preserve"> </w:t>
+      </w:r>
+      <w:r>
+        <w:t xml:space="preserve">→</w:t>
+      </w:r>
+      <w:r>
+        <w:t xml:space="preserve"> </w:t>
+      </w:r>
+      <w:r>
+        <w:rPr>
+          <w:b/>
+          <w:bCs/>
+        </w:rPr>
+        <w:t xml:space="preserve">plain stack</w:t>
+      </w:r>
+      <w:r>
+        <w:t xml:space="preserve">.</w:t>
+      </w:r>
+    </w:p>
+    <w:p>
+      <w:pPr>
+        <w:pStyle w:val="Compact"/>
+        <w:numPr>
+          <w:ilvl w:val="0"/>
+          <w:numId w:val="1028"/>
+        </w:numPr>
+      </w:pPr>
+      <w:r>
+        <w:t xml:space="preserve">“Next/previous greater or smaller, span, warmer day”</w:t>
+      </w:r>
+      <w:r>
+        <w:t xml:space="preserve"> </w:t>
+      </w:r>
+      <w:r>
+        <w:t xml:space="preserve">→</w:t>
+      </w:r>
+      <w:r>
+        <w:t xml:space="preserve"> </w:t>
+      </w:r>
+      <w:r>
+        <w:rPr>
+          <w:b/>
+          <w:bCs/>
+        </w:rPr>
+        <w:t xml:space="preserve">monotonic stack</w:t>
+      </w:r>
+      <w:r>
+        <w:t xml:space="preserve">.</w:t>
+      </w:r>
+    </w:p>
+    <w:p>
+      <w:pPr>
+        <w:pStyle w:val="Compact"/>
+        <w:numPr>
+          <w:ilvl w:val="0"/>
+          <w:numId w:val="1028"/>
+        </w:numPr>
+      </w:pPr>
+      <w:r>
+        <w:t xml:space="preserve">“Histogram area / maximal rectangle”</w:t>
+      </w:r>
+      <w:r>
+        <w:t xml:space="preserve"> </w:t>
+      </w:r>
+      <w:r>
+        <w:t xml:space="preserve">→</w:t>
+      </w:r>
+      <w:r>
+        <w:t xml:space="preserve"> </w:t>
+      </w:r>
+      <w:r>
+        <w:rPr>
+          <w:b/>
+          <w:bCs/>
+        </w:rPr>
+        <w:t xml:space="preserve">monotonic (increasing) stack</w:t>
+      </w:r>
+      <w:r>
+        <w:t xml:space="preserve">.</w:t>
+      </w:r>
+    </w:p>
+    <w:p>
+      <w:pPr>
+        <w:pStyle w:val="Compact"/>
+        <w:numPr>
+          <w:ilvl w:val="0"/>
+          <w:numId w:val="1028"/>
+        </w:numPr>
+      </w:pPr>
+      <w:r>
+        <w:t xml:space="preserve">“Trap water / two walls”</w:t>
+      </w:r>
+      <w:r>
+        <w:t xml:space="preserve"> </w:t>
+      </w:r>
+      <w:r>
+        <w:t xml:space="preserve">→</w:t>
+      </w:r>
+      <w:r>
+        <w:t xml:space="preserve"> </w:t>
+      </w:r>
+      <w:r>
+        <w:rPr>
+          <w:b/>
+          <w:bCs/>
+        </w:rPr>
+        <w:t xml:space="preserve">two pointers or stack</w:t>
+      </w:r>
+      <w:r>
+        <w:t xml:space="preserve">.</w:t>
+      </w:r>
+    </w:p>
+    <w:p>
+      <w:pPr>
+        <w:pStyle w:val="Compact"/>
+        <w:numPr>
+          <w:ilvl w:val="0"/>
+          <w:numId w:val="1028"/>
+        </w:numPr>
+      </w:pPr>
+      <w:r>
+        <w:t xml:space="preserve">“Evaluate / convert an expression”</w:t>
+      </w:r>
+      <w:r>
+        <w:t xml:space="preserve"> </w:t>
+      </w:r>
+      <w:r>
+        <w:t xml:space="preserve">→</w:t>
+      </w:r>
+      <w:r>
+        <w:t xml:space="preserve"> </w:t>
+      </w:r>
+      <w:r>
+        <w:rPr>
+          <w:b/>
+          <w:bCs/>
+        </w:rPr>
+        <w:t xml:space="preserve">stack (postfix / Shunting-Yard)</w:t>
+      </w:r>
+      <w:r>
+        <w:t xml:space="preserve">.</w:t>
+      </w:r>
+    </w:p>
+    <w:p>
+      <w:pPr>
+        <w:pStyle w:val="Compact"/>
+        <w:numPr>
+          <w:ilvl w:val="0"/>
+          <w:numId w:val="1028"/>
+        </w:numPr>
+      </w:pPr>
+      <w:r>
+        <w:t xml:space="preserve">“Traverse a tree without recursion”</w:t>
+      </w:r>
+      <w:r>
+        <w:t xml:space="preserve"> </w:t>
+      </w:r>
+      <w:r>
+        <w:t xml:space="preserve">→</w:t>
+      </w:r>
+      <w:r>
+        <w:t xml:space="preserve"> </w:t>
+      </w:r>
+      <w:r>
+        <w:rPr>
+          <w:b/>
+          <w:bCs/>
+        </w:rPr>
+        <w:t xml:space="preserve">explicit stack</w:t>
+      </w:r>
+      <w:r>
+        <w:t xml:space="preserve">.</w:t>
+      </w:r>
+    </w:p>
+    <w:p>
+      <w:pPr>
+        <w:pStyle w:val="Compact"/>
+        <w:numPr>
+          <w:ilvl w:val="0"/>
+          <w:numId w:val="1028"/>
+        </w:numPr>
+      </w:pPr>
+      <w:r>
+        <w:t xml:space="preserve">“Convert recursion to iteration”</w:t>
+      </w:r>
+      <w:r>
+        <w:t xml:space="preserve"> </w:t>
+      </w:r>
+      <w:r>
+        <w:t xml:space="preserve">→</w:t>
+      </w:r>
+      <w:r>
+        <w:t xml:space="preserve"> </w:t>
+      </w:r>
+      <w:r>
+        <w:rPr>
+          <w:b/>
+          <w:bCs/>
+        </w:rPr>
+        <w:t xml:space="preserve">simulate the call stack with a stack</w:t>
+      </w:r>
+      <w:r>
+        <w:t xml:space="preserve">.</w:t>
+      </w:r>
+    </w:p>
+    <w:bookmarkEnd w:id="81"/>
+    <w:bookmarkStart w:id="82" w:name="X8cda4c720b97cb87d55e242763b9605a4afdb33"/>
+    <w:p>
+      <w:pPr>
+        <w:pStyle w:val="Heading2"/>
+      </w:pPr>
+      <w:r>
+        <w:t xml:space="preserve">Module 5 — Interview Questions (with follow-ups)</w:t>
+      </w:r>
+    </w:p>
+    <w:p>
+      <w:pPr>
+        <w:pStyle w:val="Compact"/>
+        <w:numPr>
+          <w:ilvl w:val="0"/>
+          <w:numId w:val="1029"/>
+        </w:numPr>
       </w:pPr>
       <w:r>
         <w:rPr>
           <w:i/>
           <w:iCs/>
         </w:rPr>
-        <w:t xml:space="preserve">End of Module 5. Next: Module 6 — Queues &amp; Heaps intro (circular queue, deque,</w:t>
+        <w:t xml:space="preserve">Valid parentheses.</w:t>
+      </w:r>
+      <w:r>
+        <w:t xml:space="preserve"> </w:t>
+      </w:r>
+      <w:r>
+        <w:t xml:space="preserve">FU:</w:t>
+      </w:r>
+      <w:r>
+        <w:t xml:space="preserve"> </w:t>
       </w:r>
       <w:r>
         <w:rPr>
           <w:i/>
           <w:iCs/>
         </w:rPr>
-        <w:t xml:space="preserve"> </w:t>
-      </w:r>
+        <w:t xml:space="preserve">handle multiple bracket types; min insertions to fix.</w:t>
+      </w:r>
+    </w:p>
+    <w:p>
+      <w:pPr>
+        <w:pStyle w:val="Compact"/>
+        <w:numPr>
+          <w:ilvl w:val="0"/>
+          <w:numId w:val="1029"/>
+        </w:numPr>
+      </w:pPr>
       <w:r>
         <w:rPr>
           <w:i/>
           <w:iCs/>
         </w:rPr>
+        <w:t xml:space="preserve">Daily temperatures / next greater.</w:t>
+      </w:r>
+      <w:r>
+        <w:t xml:space="preserve"> </w:t>
+      </w:r>
+      <w:r>
+        <w:t xml:space="preserve">FU:</w:t>
+      </w:r>
+      <w:r>
+        <w:t xml:space="preserve"> </w:t>
+      </w:r>
+      <w:r>
+        <w:rPr>
+          <w:i/>
+          <w:iCs/>
+        </w:rPr>
+        <w:t xml:space="preserve">prove it is O(n).</w:t>
+      </w:r>
+    </w:p>
+    <w:p>
+      <w:pPr>
+        <w:pStyle w:val="Compact"/>
+        <w:numPr>
+          <w:ilvl w:val="0"/>
+          <w:numId w:val="1029"/>
+        </w:numPr>
+      </w:pPr>
+      <w:r>
+        <w:rPr>
+          <w:i/>
+          <w:iCs/>
+        </w:rPr>
+        <w:t xml:space="preserve">Largest rectangle in histogram.</w:t>
+      </w:r>
+      <w:r>
+        <w:t xml:space="preserve"> </w:t>
+      </w:r>
+      <w:r>
+        <w:t xml:space="preserve">FU:</w:t>
+      </w:r>
+      <w:r>
+        <w:t xml:space="preserve"> </w:t>
+      </w:r>
+      <w:r>
+        <w:rPr>
+          <w:i/>
+          <w:iCs/>
+        </w:rPr>
+        <w:t xml:space="preserve">extend to a 0/1 matrix (LC 85).</w:t>
+      </w:r>
+    </w:p>
+    <w:p>
+      <w:pPr>
+        <w:pStyle w:val="Compact"/>
+        <w:numPr>
+          <w:ilvl w:val="0"/>
+          <w:numId w:val="1029"/>
+        </w:numPr>
+      </w:pPr>
+      <w:r>
+        <w:rPr>
+          <w:i/>
+          <w:iCs/>
+        </w:rPr>
+        <w:t xml:space="preserve">Trapping rain water.</w:t>
+      </w:r>
+      <w:r>
+        <w:t xml:space="preserve"> </w:t>
+      </w:r>
+      <w:r>
+        <w:t xml:space="preserve">FU:</w:t>
+      </w:r>
+      <w:r>
+        <w:t xml:space="preserve"> </w:t>
+      </w:r>
+      <w:r>
+        <w:rPr>
+          <w:i/>
+          <w:iCs/>
+        </w:rPr>
+        <w:t xml:space="preserve">do it in O(1) space.</w:t>
+      </w:r>
+    </w:p>
+    <w:p>
+      <w:pPr>
+        <w:pStyle w:val="Compact"/>
+        <w:numPr>
+          <w:ilvl w:val="0"/>
+          <w:numId w:val="1029"/>
+        </w:numPr>
+      </w:pPr>
+      <w:r>
+        <w:rPr>
+          <w:i/>
+          <w:iCs/>
+        </w:rPr>
+        <w:t xml:space="preserve">Evaluate an expression.</w:t>
+      </w:r>
+      <w:r>
+        <w:t xml:space="preserve"> </w:t>
+      </w:r>
+      <w:r>
+        <w:t xml:space="preserve">FU:</w:t>
+      </w:r>
+      <w:r>
+        <w:t xml:space="preserve"> </w:t>
+      </w:r>
+      <w:r>
+        <w:rPr>
+          <w:i/>
+          <w:iCs/>
+        </w:rPr>
+        <w:t xml:space="preserve">support brackets and precedence.</w:t>
+      </w:r>
+    </w:p>
+    <w:bookmarkEnd w:id="82"/>
+    <w:bookmarkStart w:id="83" w:name="module-5-gate-sebi-rbi-isro-perspective"/>
+    <w:p>
+      <w:pPr>
+        <w:pStyle w:val="Heading2"/>
+      </w:pPr>
+      <w:r>
+        <w:t xml:space="preserve">Module 5 — GATE / SEBI / RBI / ISRO Perspective</w:t>
+      </w:r>
+    </w:p>
+    <w:p>
+      <w:pPr>
+        <w:pStyle w:val="Compact"/>
+        <w:numPr>
+          <w:ilvl w:val="0"/>
+          <w:numId w:val="1030"/>
+        </w:numPr>
+      </w:pPr>
+      <w:r>
+        <w:rPr>
+          <w:b/>
+          <w:bCs/>
+        </w:rPr>
+        <w:t xml:space="preserve">GATE favourites:</w:t>
+      </w:r>
+      <w:r>
+        <w:t xml:space="preserve"> </w:t>
+      </w:r>
+      <w:r>
+        <w:t xml:space="preserve">infix↔postfix↔prefix</w:t>
+      </w:r>
+      <w:r>
+        <w:t xml:space="preserve"> </w:t>
+      </w:r>
+      <w:r>
+        <w:rPr>
+          <w:b/>
+          <w:bCs/>
+        </w:rPr>
+        <w:t xml:space="preserve">conversion and evaluation</w:t>
+      </w:r>
+      <w:r>
+        <w:t xml:space="preserve"> </w:t>
+      </w:r>
+      <w:r>
+        <w:t xml:space="preserve">(very</w:t>
+      </w:r>
+      <w:r>
+        <w:t xml:space="preserve"> </w:t>
+      </w:r>
+      <w:r>
+        <w:t xml:space="preserve">frequently asked), tracing stack push/pop sequences,</w:t>
+      </w:r>
+      <w:r>
+        <w:t xml:space="preserve"> </w:t>
+      </w:r>
+      <w:r>
+        <w:t xml:space="preserve">“which output sequences</w:t>
+      </w:r>
+      <w:r>
+        <w:t xml:space="preserve"> </w:t>
+      </w:r>
+      <w:r>
+        <w:t xml:space="preserve">are possible from a stack”</w:t>
+      </w:r>
+      <w:r>
+        <w:t xml:space="preserve">, and stack-based DFS.</w:t>
+      </w:r>
+    </w:p>
+    <w:p>
+      <w:pPr>
+        <w:pStyle w:val="Compact"/>
+        <w:numPr>
+          <w:ilvl w:val="0"/>
+          <w:numId w:val="1030"/>
+        </w:numPr>
+      </w:pPr>
+      <w:r>
+        <w:rPr>
+          <w:b/>
+          <w:bCs/>
+        </w:rPr>
+        <w:t xml:space="preserve">Also common:</w:t>
+      </w:r>
+      <w:r>
+        <w:t xml:space="preserve"> </w:t>
+      </w:r>
+      <w:r>
+        <w:t xml:space="preserve">the</w:t>
+      </w:r>
+      <w:r>
+        <w:t xml:space="preserve"> </w:t>
+      </w:r>
+      <w:r>
+        <w:rPr>
+          <w:b/>
+          <w:bCs/>
+        </w:rPr>
+        <w:t xml:space="preserve">call stack / activation record</w:t>
+      </w:r>
+      <w:r>
+        <w:t xml:space="preserve"> </w:t>
+      </w:r>
+      <w:r>
+        <w:t xml:space="preserve">(frame = params +</w:t>
+      </w:r>
+      <w:r>
+        <w:t xml:space="preserve"> </w:t>
+      </w:r>
+      <w:r>
+        <w:t xml:space="preserve">locals + return address), recursion-to-iteration conversion, and iterative</w:t>
+      </w:r>
+      <w:r>
+        <w:t xml:space="preserve"> </w:t>
+      </w:r>
+      <w:r>
+        <w:t xml:space="preserve">traversal order.</w:t>
+      </w:r>
+    </w:p>
+    <w:p>
+      <w:pPr>
+        <w:pStyle w:val="Compact"/>
+        <w:numPr>
+          <w:ilvl w:val="0"/>
+          <w:numId w:val="1030"/>
+        </w:numPr>
+      </w:pPr>
+      <w:r>
+        <w:rPr>
+          <w:b/>
+          <w:bCs/>
+        </w:rPr>
+        <w:t xml:space="preserve">SEBI/RBI IT:</w:t>
+      </w:r>
+      <w:r>
+        <w:t xml:space="preserve"> </w:t>
+      </w:r>
+      <w:r>
+        <w:t xml:space="preserve">conceptual MCQs on LIFO, applications, and postfix evaluation.</w:t>
+      </w:r>
+    </w:p>
+    <w:p>
+      <w:r>
+        <w:pict>
+          <v:rect style="width:0;height:1.5pt" o:hralign="center" o:hrstd="t" o:hr="t"/>
+        </w:pict>
+      </w:r>
+    </w:p>
+    <w:p>
+      <w:pPr>
+        <w:pStyle w:val="FirstParagraph"/>
+      </w:pPr>
+      <w:r>
+        <w:rPr>
+          <w:i/>
+          <w:iCs/>
+        </w:rPr>
+        <w:t xml:space="preserve">End of Module 5. Next: Module 6 — Queues &amp; Heaps intro (circular queue, deque,</w:t>
+      </w:r>
+      <w:r>
+        <w:rPr>
+          <w:i/>
+          <w:iCs/>
+        </w:rPr>
+        <w:t xml:space="preserve"> </w:t>
+      </w:r>
+      <w:r>
+        <w:rPr>
+          <w:i/>
+          <w:iCs/>
+        </w:rPr>
         <w:t xml:space="preserve">monotonic queue / sliding-window maximum, priority queue) — with visuals.</w:t>
       </w:r>
     </w:p>
-    <w:bookmarkEnd w:id="72"/>
-    <w:bookmarkEnd w:id="73"/>
+    <w:bookmarkEnd w:id="83"/>
+    <w:bookmarkEnd w:id="84"/>
     <w:sectPr>
       <w:footnotePr>
         <w:numRestart w:val="eachSect"/>
@@ -5031,6 +6904,12 @@
     <w:abstractNumId w:val="991"/>
   </w:num>
   <w:num w:numId="1002">
+    <w:abstractNumId w:val="991"/>
+  </w:num>
+  <w:num w:numId="1003">
+    <w:abstractNumId w:val="991"/>
+  </w:num>
+  <w:num w:numId="1004">
     <w:abstractNumId w:val="99411"/>
     <w:lvlOverride w:ilvl="0">
       <w:startOverride w:val="1"/>
@@ -5060,7 +6939,10 @@
       <w:startOverride w:val="1"/>
     </w:lvlOverride>
   </w:num>
-  <w:num w:numId="1003">
+  <w:num w:numId="1005">
+    <w:abstractNumId w:val="991"/>
+  </w:num>
+  <w:num w:numId="1006">
     <w:abstractNumId w:val="99411"/>
     <w:lvlOverride w:ilvl="0">
       <w:startOverride w:val="1"/>
@@ -5089,15 +6971,6 @@
     <w:lvlOverride w:ilvl="8">
       <w:startOverride w:val="1"/>
     </w:lvlOverride>
-  </w:num>
-  <w:num w:numId="1004">
-    <w:abstractNumId w:val="991"/>
-  </w:num>
-  <w:num w:numId="1005">
-    <w:abstractNumId w:val="991"/>
-  </w:num>
-  <w:num w:numId="1006">
-    <w:abstractNumId w:val="991"/>
   </w:num>
   <w:num w:numId="1007">
     <w:abstractNumId w:val="99411"/>
@@ -5136,6 +7009,9 @@
     <w:abstractNumId w:val="991"/>
   </w:num>
   <w:num w:numId="1010">
+    <w:abstractNumId w:val="991"/>
+  </w:num>
+  <w:num w:numId="1011">
     <w:abstractNumId w:val="99411"/>
     <w:lvlOverride w:ilvl="0">
       <w:startOverride w:val="1"/>
@@ -5165,13 +7041,13 @@
       <w:startOverride w:val="1"/>
     </w:lvlOverride>
   </w:num>
-  <w:num w:numId="1011">
-    <w:abstractNumId w:val="991"/>
-  </w:num>
   <w:num w:numId="1012">
     <w:abstractNumId w:val="991"/>
   </w:num>
   <w:num w:numId="1013">
+    <w:abstractNumId w:val="991"/>
+  </w:num>
+  <w:num w:numId="1014">
     <w:abstractNumId w:val="99411"/>
     <w:lvlOverride w:ilvl="0">
       <w:startOverride w:val="1"/>
@@ -5201,13 +7077,13 @@
       <w:startOverride w:val="1"/>
     </w:lvlOverride>
   </w:num>
-  <w:num w:numId="1014">
-    <w:abstractNumId w:val="991"/>
-  </w:num>
   <w:num w:numId="1015">
     <w:abstractNumId w:val="991"/>
   </w:num>
   <w:num w:numId="1016">
+    <w:abstractNumId w:val="991"/>
+  </w:num>
+  <w:num w:numId="1017">
     <w:abstractNumId w:val="99411"/>
     <w:lvlOverride w:ilvl="0">
       <w:startOverride w:val="1"/>
@@ -5237,9 +7113,6 @@
       <w:startOverride w:val="1"/>
     </w:lvlOverride>
   </w:num>
-  <w:num w:numId="1017">
-    <w:abstractNumId w:val="991"/>
-  </w:num>
   <w:num w:numId="1018">
     <w:abstractNumId w:val="991"/>
   </w:num>
@@ -5247,12 +7120,6 @@
     <w:abstractNumId w:val="991"/>
   </w:num>
   <w:num w:numId="1020">
-    <w:abstractNumId w:val="991"/>
-  </w:num>
-  <w:num w:numId="1021">
-    <w:abstractNumId w:val="991"/>
-  </w:num>
-  <w:num w:numId="1022">
     <w:abstractNumId w:val="99411"/>
     <w:lvlOverride w:ilvl="0">
       <w:startOverride w:val="1"/>
@@ -5282,7 +7149,88 @@
       <w:startOverride w:val="1"/>
     </w:lvlOverride>
   </w:num>
+  <w:num w:numId="1021">
+    <w:abstractNumId w:val="991"/>
+  </w:num>
+  <w:num w:numId="1022">
+    <w:abstractNumId w:val="991"/>
+  </w:num>
   <w:num w:numId="1023">
+    <w:abstractNumId w:val="991"/>
+  </w:num>
+  <w:num w:numId="1024">
+    <w:abstractNumId w:val="99411"/>
+    <w:lvlOverride w:ilvl="0">
+      <w:startOverride w:val="1"/>
+    </w:lvlOverride>
+    <w:lvlOverride w:ilvl="1">
+      <w:startOverride w:val="1"/>
+    </w:lvlOverride>
+    <w:lvlOverride w:ilvl="2">
+      <w:startOverride w:val="1"/>
+    </w:lvlOverride>
+    <w:lvlOverride w:ilvl="3">
+      <w:startOverride w:val="1"/>
+    </w:lvlOverride>
+    <w:lvlOverride w:ilvl="4">
+      <w:startOverride w:val="1"/>
+    </w:lvlOverride>
+    <w:lvlOverride w:ilvl="5">
+      <w:startOverride w:val="1"/>
+    </w:lvlOverride>
+    <w:lvlOverride w:ilvl="6">
+      <w:startOverride w:val="1"/>
+    </w:lvlOverride>
+    <w:lvlOverride w:ilvl="7">
+      <w:startOverride w:val="1"/>
+    </w:lvlOverride>
+    <w:lvlOverride w:ilvl="8">
+      <w:startOverride w:val="1"/>
+    </w:lvlOverride>
+  </w:num>
+  <w:num w:numId="1025">
+    <w:abstractNumId w:val="991"/>
+  </w:num>
+  <w:num w:numId="1026">
+    <w:abstractNumId w:val="991"/>
+  </w:num>
+  <w:num w:numId="1027">
+    <w:abstractNumId w:val="991"/>
+  </w:num>
+  <w:num w:numId="1028">
+    <w:abstractNumId w:val="991"/>
+  </w:num>
+  <w:num w:numId="1029">
+    <w:abstractNumId w:val="99411"/>
+    <w:lvlOverride w:ilvl="0">
+      <w:startOverride w:val="1"/>
+    </w:lvlOverride>
+    <w:lvlOverride w:ilvl="1">
+      <w:startOverride w:val="1"/>
+    </w:lvlOverride>
+    <w:lvlOverride w:ilvl="2">
+      <w:startOverride w:val="1"/>
+    </w:lvlOverride>
+    <w:lvlOverride w:ilvl="3">
+      <w:startOverride w:val="1"/>
+    </w:lvlOverride>
+    <w:lvlOverride w:ilvl="4">
+      <w:startOverride w:val="1"/>
+    </w:lvlOverride>
+    <w:lvlOverride w:ilvl="5">
+      <w:startOverride w:val="1"/>
+    </w:lvlOverride>
+    <w:lvlOverride w:ilvl="6">
+      <w:startOverride w:val="1"/>
+    </w:lvlOverride>
+    <w:lvlOverride w:ilvl="7">
+      <w:startOverride w:val="1"/>
+    </w:lvlOverride>
+    <w:lvlOverride w:ilvl="8">
+      <w:startOverride w:val="1"/>
+    </w:lvlOverride>
+  </w:num>
+  <w:num w:numId="1030">
     <w:abstractNumId w:val="991"/>
   </w:num>
 </w:numbering>

--- a/SITP/DSA-Notes/M05_Stacks.docx
+++ b/SITP/DSA-Notes/M05_Stacks.docx
@@ -7772,24 +7772,34 @@
   <w:style w:default="1" w:styleId="Table" w:type="table">
     <w:name w:val="Table"/>
     <w:basedOn w:val="TableNormal"/>
-    <w:semiHidden/>
-    <w:unhideWhenUsed/>
     <w:qFormat/>
     <w:tblPr>
       <w:tblInd w:type="dxa" w:w="0"/>
+      <w:tblBorders>
+        <w:top w:color="808080" w:space="0" w:sz="4" w:val="single"/>
+        <w:left w:color="808080" w:space="0" w:sz="4" w:val="single"/>
+        <w:bottom w:color="808080" w:space="0" w:sz="4" w:val="single"/>
+        <w:right w:color="808080" w:space="0" w:sz="4" w:val="single"/>
+        <w:insideH w:color="BFBFBF" w:space="0" w:sz="4" w:val="single"/>
+        <w:insideV w:color="BFBFBF" w:space="0" w:sz="4" w:val="single"/>
+      </w:tblBorders>
       <w:tblCellMar>
-        <w:top w:type="dxa" w:w="0"/>
+        <w:top w:type="dxa" w:w="40"/>
         <w:left w:type="dxa" w:w="108"/>
-        <w:bottom w:type="dxa" w:w="0"/>
+        <w:bottom w:type="dxa" w:w="40"/>
         <w:right w:type="dxa" w:w="108"/>
       </w:tblCellMar>
     </w:tblPr>
     <w:tblStylePr w:type="firstRow">
+      <w:rPr>
+        <w:b/>
+      </w:rPr>
       <w:tcPr>
+        <w:shd w:color="auto" w:fill="DDEBF7" w:val="clear"/>
         <w:tcBorders>
-          <w:bottom w:val="single"/>
+          <w:bottom w:color="1F4E78" w:space="0" w:sz="8" w:val="single"/>
         </w:tcBorders>
-        <w:vAlign w:val="bottom"/>
+        <w:vAlign w:val="center"/>
       </w:tcPr>
     </w:tblStylePr>
   </w:style>
